--- a/rapports/2026-06-06/EQ20/EQ20_sup_v2/DR_052101000088/58-48-84-92.docx
+++ b/rapports/2026-06-06/EQ20/EQ20_sup_v2/DR_052101000088/58-48-84-92.docx
@@ -297,7 +297,7 @@
           <w:color w:val="1F6FEB"/>
           <w:sz w:val="22"/>
         </w:rPr>
-        <w:t>⚠ INCOHÉRENCES À CORRIGER (96)</w:t>
+        <w:t>⚠ INCOHÉRENCES À CORRIGER (93)</w:t>
       </w:r>
     </w:p>
     <w:tbl>
@@ -2074,7 +2074,7 @@
                 <w:color w:val="16A34A"/>
                 <w:sz w:val="16"/>
               </w:rPr>
-              <w:t>—</w:t>
+              <w:t>s01q32, s01q36, s01q38, s04q37_modif, s02q33, s02q34, s01q00b</w:t>
             </w:r>
           </w:p>
         </w:tc>
@@ -2105,7 +2105,7 @@
                 <w:i w:val="0"/>
                 <w:sz w:val="17"/>
               </w:rPr>
-              <w:t>Incohérence!!! seulement les écoles privées paient les frais de scolarité (y compris les frais d'inscription).</w:t>
+              <w:t>Peu probable!!! Vu l'âge (16 ans) de fatouma toure ou l'année à laquelle fatouma toure a fréquenté l'école pour la dernière fois (2023) le dernier diplome de fatouma toure ne peut être le Certificat d'études primaires (CEP), prière de corriger cette incohérence ou confirmer avec le QG.</w:t>
             </w:r>
           </w:p>
         </w:tc>
@@ -2138,6 +2138,1266 @@
                 <w:i w:val="0"/>
                 <w:sz w:val="16"/>
               </w:rPr>
+              <w:t>S13</w:t>
+              <w:br/>
+            </w:r>
+            <w:r>
+              <w:rPr>
+                <w:b w:val="0"/>
+                <w:i w:val="0"/>
+                <w:color w:val="64748B"/>
+                <w:sz w:val="14"/>
+              </w:rPr>
+              <w:t>Transferts</w:t>
+            </w:r>
+          </w:p>
+        </w:tc>
+        <w:tc>
+          <w:tcPr>
+            <w:tcW w:type="dxa" w:w="1531"/>
+          </w:tcPr>
+          <w:p>
+            <w:r>
+              <w:rPr>
+                <w:b/>
+                <w:i w:val="0"/>
+                <w:color w:val="16A34A"/>
+                <w:sz w:val="16"/>
+              </w:rPr>
+              <w:t>s00q27, s01q00a, s01q12, s01q13, s02q04, s03q11, s03q12, s01q01</w:t>
+            </w:r>
+          </w:p>
+        </w:tc>
+        <w:tc>
+          <w:tcPr>
+            <w:tcW w:type="dxa" w:w="1191"/>
+          </w:tcPr>
+          <w:p>
+            <w:r>
+              <w:rPr>
+                <w:b w:val="0"/>
+                <w:i w:val="0"/>
+                <w:color w:val="64748B"/>
+                <w:sz w:val="16"/>
+              </w:rPr>
+              <w:t>GT-CQ</w:t>
+            </w:r>
+          </w:p>
+        </w:tc>
+        <w:tc>
+          <w:tcPr>
+            <w:tcW w:type="dxa" w:w="4706"/>
+          </w:tcPr>
+          <w:p>
+            <w:r>
+              <w:rPr>
+                <w:b w:val="0"/>
+                <w:i w:val="0"/>
+                <w:sz w:val="17"/>
+              </w:rPr>
+              <w:t>L'âge du béneficiaire d'argent dans la section 13b (Transfert emis) semble incoherent voir élévé, prière de verifier ou corriger.</w:t>
+            </w:r>
+          </w:p>
+        </w:tc>
+      </w:tr>
+      <w:tr>
+        <w:tc>
+          <w:tcPr>
+            <w:tcW w:type="dxa" w:w="964"/>
+          </w:tcPr>
+          <w:p>
+            <w:r>
+              <w:rPr>
+                <w:b/>
+                <w:i w:val="0"/>
+                <w:color w:val="DC2626"/>
+                <w:sz w:val="16"/>
+              </w:rPr>
+              <w:t>Haute</w:t>
+            </w:r>
+          </w:p>
+        </w:tc>
+        <w:tc>
+          <w:tcPr>
+            <w:tcW w:type="dxa" w:w="1247"/>
+          </w:tcPr>
+          <w:p>
+            <w:r>
+              <w:rPr>
+                <w:b/>
+                <w:i w:val="0"/>
+                <w:sz w:val="16"/>
+              </w:rPr>
+              <w:t>S20</w:t>
+              <w:br/>
+            </w:r>
+            <w:r>
+              <w:rPr>
+                <w:b w:val="0"/>
+                <w:i w:val="0"/>
+                <w:color w:val="64748B"/>
+                <w:sz w:val="14"/>
+              </w:rPr>
+              <w:t>Gouvernance / autres</w:t>
+            </w:r>
+          </w:p>
+        </w:tc>
+        <w:tc>
+          <w:tcPr>
+            <w:tcW w:type="dxa" w:w="1531"/>
+          </w:tcPr>
+          <w:p>
+            <w:r>
+              <w:rPr>
+                <w:b/>
+                <w:i w:val="0"/>
+                <w:color w:val="16A34A"/>
+                <w:sz w:val="16"/>
+              </w:rPr>
+              <w:t>—</w:t>
+            </w:r>
+          </w:p>
+        </w:tc>
+        <w:tc>
+          <w:tcPr>
+            <w:tcW w:type="dxa" w:w="1191"/>
+          </w:tcPr>
+          <w:p>
+            <w:r>
+              <w:rPr>
+                <w:b w:val="0"/>
+                <w:i w:val="0"/>
+                <w:color w:val="64748B"/>
+                <w:sz w:val="16"/>
+              </w:rPr>
+              <w:t>GT-CQ</w:t>
+            </w:r>
+          </w:p>
+        </w:tc>
+        <w:tc>
+          <w:tcPr>
+            <w:tcW w:type="dxa" w:w="4706"/>
+          </w:tcPr>
+          <w:p>
+            <w:r>
+              <w:rPr>
+                <w:b w:val="0"/>
+                <w:i w:val="0"/>
+                <w:sz w:val="17"/>
+              </w:rPr>
+              <w:t>Incohérence détectée ! Le ménage a précédemment déclaré vivre « Bien » ou « Assez bien » selon son revenu en 20A.02.</w:t>
+            </w:r>
+          </w:p>
+        </w:tc>
+      </w:tr>
+      <w:tr>
+        <w:tc>
+          <w:tcPr>
+            <w:tcW w:type="dxa" w:w="964"/>
+          </w:tcPr>
+          <w:p>
+            <w:r>
+              <w:rPr>
+                <w:b/>
+                <w:i w:val="0"/>
+                <w:color w:val="EA580C"/>
+                <w:sz w:val="16"/>
+              </w:rPr>
+              <w:t>Moyenne</w:t>
+            </w:r>
+          </w:p>
+        </w:tc>
+        <w:tc>
+          <w:tcPr>
+            <w:tcW w:type="dxa" w:w="1247"/>
+          </w:tcPr>
+          <w:p>
+            <w:r>
+              <w:rPr>
+                <w:b/>
+                <w:i w:val="0"/>
+                <w:sz w:val="16"/>
+              </w:rPr>
+              <w:t>S00</w:t>
+              <w:br/>
+            </w:r>
+            <w:r>
+              <w:rPr>
+                <w:b w:val="0"/>
+                <w:i w:val="0"/>
+                <w:color w:val="64748B"/>
+                <w:sz w:val="14"/>
+              </w:rPr>
+              <w:t>Identification</w:t>
+            </w:r>
+          </w:p>
+        </w:tc>
+        <w:tc>
+          <w:tcPr>
+            <w:tcW w:type="dxa" w:w="1531"/>
+          </w:tcPr>
+          <w:p>
+            <w:r>
+              <w:rPr>
+                <w:b/>
+                <w:i w:val="0"/>
+                <w:color w:val="16A34A"/>
+                <w:sz w:val="16"/>
+              </w:rPr>
+              <w:t>—</w:t>
+            </w:r>
+          </w:p>
+        </w:tc>
+        <w:tc>
+          <w:tcPr>
+            <w:tcW w:type="dxa" w:w="1191"/>
+          </w:tcPr>
+          <w:p>
+            <w:r>
+              <w:rPr>
+                <w:b w:val="0"/>
+                <w:i w:val="0"/>
+                <w:color w:val="64748B"/>
+                <w:sz w:val="16"/>
+              </w:rPr>
+              <w:t>GT-CQ</w:t>
+            </w:r>
+          </w:p>
+        </w:tc>
+        <w:tc>
+          <w:tcPr>
+            <w:tcW w:type="dxa" w:w="4706"/>
+          </w:tcPr>
+          <w:p>
+            <w:r>
+              <w:rPr>
+                <w:b w:val="0"/>
+                <w:i w:val="0"/>
+                <w:sz w:val="17"/>
+              </w:rPr>
+              <w:t>L'adresse ou la localisation du ménage doit être bien renseignée, ne doit pas contenir des numéros de téléphone et elle semble courte pour être une adresse.</w:t>
+            </w:r>
+          </w:p>
+        </w:tc>
+      </w:tr>
+      <w:tr>
+        <w:tc>
+          <w:tcPr>
+            <w:tcW w:type="dxa" w:w="964"/>
+          </w:tcPr>
+          <w:p>
+            <w:r>
+              <w:rPr>
+                <w:b/>
+                <w:i w:val="0"/>
+                <w:color w:val="EA580C"/>
+                <w:sz w:val="16"/>
+              </w:rPr>
+              <w:t>Moyenne</w:t>
+            </w:r>
+          </w:p>
+        </w:tc>
+        <w:tc>
+          <w:tcPr>
+            <w:tcW w:type="dxa" w:w="1247"/>
+          </w:tcPr>
+          <w:p>
+            <w:r>
+              <w:rPr>
+                <w:b/>
+                <w:i w:val="0"/>
+                <w:sz w:val="16"/>
+              </w:rPr>
+              <w:t>S00</w:t>
+              <w:br/>
+            </w:r>
+            <w:r>
+              <w:rPr>
+                <w:b w:val="0"/>
+                <w:i w:val="0"/>
+                <w:color w:val="64748B"/>
+                <w:sz w:val="14"/>
+              </w:rPr>
+              <w:t>Identification</w:t>
+            </w:r>
+          </w:p>
+        </w:tc>
+        <w:tc>
+          <w:tcPr>
+            <w:tcW w:type="dxa" w:w="1531"/>
+          </w:tcPr>
+          <w:p>
+            <w:r>
+              <w:rPr>
+                <w:b/>
+                <w:i w:val="0"/>
+                <w:color w:val="16A34A"/>
+                <w:sz w:val="16"/>
+              </w:rPr>
+              <w:t>—</w:t>
+            </w:r>
+          </w:p>
+        </w:tc>
+        <w:tc>
+          <w:tcPr>
+            <w:tcW w:type="dxa" w:w="1191"/>
+          </w:tcPr>
+          <w:p>
+            <w:r>
+              <w:rPr>
+                <w:b w:val="0"/>
+                <w:i w:val="0"/>
+                <w:color w:val="64748B"/>
+                <w:sz w:val="16"/>
+              </w:rPr>
+              <w:t>GT-CQ</w:t>
+            </w:r>
+          </w:p>
+        </w:tc>
+        <w:tc>
+          <w:tcPr>
+            <w:tcW w:type="dxa" w:w="4706"/>
+          </w:tcPr>
+          <w:p>
+            <w:r>
+              <w:rPr>
+                <w:b w:val="0"/>
+                <w:i w:val="0"/>
+                <w:sz w:val="17"/>
+              </w:rPr>
+              <w:t>Prière de mettre les noms dans ces questions et mettre les contacts à leurs places.</w:t>
+            </w:r>
+          </w:p>
+        </w:tc>
+      </w:tr>
+      <w:tr>
+        <w:tc>
+          <w:tcPr>
+            <w:tcW w:type="dxa" w:w="964"/>
+          </w:tcPr>
+          <w:p>
+            <w:r>
+              <w:rPr>
+                <w:b/>
+                <w:i w:val="0"/>
+                <w:color w:val="EA580C"/>
+                <w:sz w:val="16"/>
+              </w:rPr>
+              <w:t>Moyenne</w:t>
+            </w:r>
+          </w:p>
+        </w:tc>
+        <w:tc>
+          <w:tcPr>
+            <w:tcW w:type="dxa" w:w="1247"/>
+          </w:tcPr>
+          <w:p>
+            <w:r>
+              <w:rPr>
+                <w:b/>
+                <w:i w:val="0"/>
+                <w:sz w:val="16"/>
+              </w:rPr>
+              <w:t>S00</w:t>
+              <w:br/>
+            </w:r>
+            <w:r>
+              <w:rPr>
+                <w:b w:val="0"/>
+                <w:i w:val="0"/>
+                <w:color w:val="64748B"/>
+                <w:sz w:val="14"/>
+              </w:rPr>
+              <w:t>Identification</w:t>
+            </w:r>
+          </w:p>
+        </w:tc>
+        <w:tc>
+          <w:tcPr>
+            <w:tcW w:type="dxa" w:w="1531"/>
+          </w:tcPr>
+          <w:p>
+            <w:r>
+              <w:rPr>
+                <w:b/>
+                <w:i w:val="0"/>
+                <w:color w:val="16A34A"/>
+                <w:sz w:val="16"/>
+              </w:rPr>
+              <w:t>s00q14, s00q16, s00q18</w:t>
+            </w:r>
+          </w:p>
+        </w:tc>
+        <w:tc>
+          <w:tcPr>
+            <w:tcW w:type="dxa" w:w="1191"/>
+          </w:tcPr>
+          <w:p>
+            <w:r>
+              <w:rPr>
+                <w:b w:val="0"/>
+                <w:i w:val="0"/>
+                <w:color w:val="64748B"/>
+                <w:sz w:val="16"/>
+              </w:rPr>
+              <w:t>GT-CQ</w:t>
+            </w:r>
+          </w:p>
+        </w:tc>
+        <w:tc>
+          <w:tcPr>
+            <w:tcW w:type="dxa" w:w="4706"/>
+          </w:tcPr>
+          <w:p>
+            <w:r>
+              <w:rPr>
+                <w:b w:val="0"/>
+                <w:i w:val="0"/>
+                <w:sz w:val="17"/>
+              </w:rPr>
+              <w:t>Attention! Veillez bien renseigner les contacts dans les questions de 0.14 ou 0.16 ou 0.18.</w:t>
+            </w:r>
+          </w:p>
+        </w:tc>
+      </w:tr>
+      <w:tr>
+        <w:tc>
+          <w:tcPr>
+            <w:tcW w:type="dxa" w:w="964"/>
+          </w:tcPr>
+          <w:p>
+            <w:r>
+              <w:rPr>
+                <w:b/>
+                <w:i w:val="0"/>
+                <w:color w:val="EA580C"/>
+                <w:sz w:val="16"/>
+              </w:rPr>
+              <w:t>Moyenne</w:t>
+            </w:r>
+          </w:p>
+        </w:tc>
+        <w:tc>
+          <w:tcPr>
+            <w:tcW w:type="dxa" w:w="1247"/>
+          </w:tcPr>
+          <w:p>
+            <w:r>
+              <w:rPr>
+                <w:b/>
+                <w:i w:val="0"/>
+                <w:sz w:val="16"/>
+              </w:rPr>
+              <w:t>S01</w:t>
+              <w:br/>
+            </w:r>
+            <w:r>
+              <w:rPr>
+                <w:b w:val="0"/>
+                <w:i w:val="0"/>
+                <w:color w:val="64748B"/>
+                <w:sz w:val="14"/>
+              </w:rPr>
+              <w:t>Démographie</w:t>
+            </w:r>
+          </w:p>
+        </w:tc>
+        <w:tc>
+          <w:tcPr>
+            <w:tcW w:type="dxa" w:w="1531"/>
+          </w:tcPr>
+          <w:p>
+            <w:r>
+              <w:rPr>
+                <w:b/>
+                <w:i w:val="0"/>
+                <w:color w:val="16A34A"/>
+                <w:sz w:val="16"/>
+              </w:rPr>
+              <w:t>—</w:t>
+            </w:r>
+          </w:p>
+        </w:tc>
+        <w:tc>
+          <w:tcPr>
+            <w:tcW w:type="dxa" w:w="1191"/>
+          </w:tcPr>
+          <w:p>
+            <w:r>
+              <w:rPr>
+                <w:b w:val="0"/>
+                <w:i w:val="0"/>
+                <w:color w:val="64748B"/>
+                <w:sz w:val="16"/>
+              </w:rPr>
+              <w:t>GT-CQ</w:t>
+            </w:r>
+          </w:p>
+        </w:tc>
+        <w:tc>
+          <w:tcPr>
+            <w:tcW w:type="dxa" w:w="4706"/>
+          </w:tcPr>
+          <w:p>
+            <w:r>
+              <w:rPr>
+                <w:b w:val="0"/>
+                <w:i w:val="0"/>
+                <w:sz w:val="17"/>
+              </w:rPr>
+              <w:t>Prière de verifier l'information donnée par fatouma toure ou corriger au niveau de la section 1.</w:t>
+            </w:r>
+          </w:p>
+        </w:tc>
+      </w:tr>
+      <w:tr>
+        <w:tc>
+          <w:tcPr>
+            <w:tcW w:type="dxa" w:w="964"/>
+          </w:tcPr>
+          <w:p>
+            <w:r>
+              <w:rPr>
+                <w:b/>
+                <w:i w:val="0"/>
+                <w:color w:val="EA580C"/>
+                <w:sz w:val="16"/>
+              </w:rPr>
+              <w:t>Moyenne</w:t>
+            </w:r>
+          </w:p>
+        </w:tc>
+        <w:tc>
+          <w:tcPr>
+            <w:tcW w:type="dxa" w:w="1247"/>
+          </w:tcPr>
+          <w:p>
+            <w:r>
+              <w:rPr>
+                <w:b/>
+                <w:i w:val="0"/>
+                <w:sz w:val="16"/>
+              </w:rPr>
+              <w:t>S01</w:t>
+              <w:br/>
+            </w:r>
+            <w:r>
+              <w:rPr>
+                <w:b w:val="0"/>
+                <w:i w:val="0"/>
+                <w:color w:val="64748B"/>
+                <w:sz w:val="14"/>
+              </w:rPr>
+              <w:t>Démographie</w:t>
+            </w:r>
+          </w:p>
+        </w:tc>
+        <w:tc>
+          <w:tcPr>
+            <w:tcW w:type="dxa" w:w="1531"/>
+          </w:tcPr>
+          <w:p>
+            <w:r>
+              <w:rPr>
+                <w:b/>
+                <w:i w:val="0"/>
+                <w:color w:val="16A34A"/>
+                <w:sz w:val="16"/>
+              </w:rPr>
+              <w:t>—</w:t>
+            </w:r>
+          </w:p>
+        </w:tc>
+        <w:tc>
+          <w:tcPr>
+            <w:tcW w:type="dxa" w:w="1191"/>
+          </w:tcPr>
+          <w:p>
+            <w:r>
+              <w:rPr>
+                <w:b w:val="0"/>
+                <w:i w:val="0"/>
+                <w:color w:val="64748B"/>
+                <w:sz w:val="16"/>
+              </w:rPr>
+              <w:t>GT-CQ</w:t>
+            </w:r>
+          </w:p>
+        </w:tc>
+        <w:tc>
+          <w:tcPr>
+            <w:tcW w:type="dxa" w:w="4706"/>
+          </w:tcPr>
+          <w:p>
+            <w:r>
+              <w:rPr>
+                <w:b w:val="0"/>
+                <w:i w:val="0"/>
+                <w:sz w:val="17"/>
+              </w:rPr>
+              <w:t>Prière de verifier l'information donnée par adama toure ou corriger au niveau de la section 1.</w:t>
+            </w:r>
+          </w:p>
+        </w:tc>
+      </w:tr>
+      <w:tr>
+        <w:tc>
+          <w:tcPr>
+            <w:tcW w:type="dxa" w:w="964"/>
+          </w:tcPr>
+          <w:p>
+            <w:r>
+              <w:rPr>
+                <w:b/>
+                <w:i w:val="0"/>
+                <w:color w:val="EA580C"/>
+                <w:sz w:val="16"/>
+              </w:rPr>
+              <w:t>Moyenne</w:t>
+            </w:r>
+          </w:p>
+        </w:tc>
+        <w:tc>
+          <w:tcPr>
+            <w:tcW w:type="dxa" w:w="1247"/>
+          </w:tcPr>
+          <w:p>
+            <w:r>
+              <w:rPr>
+                <w:b/>
+                <w:i w:val="0"/>
+                <w:sz w:val="16"/>
+              </w:rPr>
+              <w:t>S01</w:t>
+              <w:br/>
+            </w:r>
+            <w:r>
+              <w:rPr>
+                <w:b w:val="0"/>
+                <w:i w:val="0"/>
+                <w:color w:val="64748B"/>
+                <w:sz w:val="14"/>
+              </w:rPr>
+              <w:t>Démographie</w:t>
+            </w:r>
+          </w:p>
+        </w:tc>
+        <w:tc>
+          <w:tcPr>
+            <w:tcW w:type="dxa" w:w="1531"/>
+          </w:tcPr>
+          <w:p>
+            <w:r>
+              <w:rPr>
+                <w:b/>
+                <w:i w:val="0"/>
+                <w:color w:val="16A34A"/>
+                <w:sz w:val="16"/>
+              </w:rPr>
+              <w:t>—</w:t>
+            </w:r>
+          </w:p>
+        </w:tc>
+        <w:tc>
+          <w:tcPr>
+            <w:tcW w:type="dxa" w:w="1191"/>
+          </w:tcPr>
+          <w:p>
+            <w:r>
+              <w:rPr>
+                <w:b w:val="0"/>
+                <w:i w:val="0"/>
+                <w:color w:val="64748B"/>
+                <w:sz w:val="16"/>
+              </w:rPr>
+              <w:t>GT-CQ</w:t>
+            </w:r>
+          </w:p>
+        </w:tc>
+        <w:tc>
+          <w:tcPr>
+            <w:tcW w:type="dxa" w:w="4706"/>
+          </w:tcPr>
+          <w:p>
+            <w:r>
+              <w:rPr>
+                <w:b w:val="0"/>
+                <w:i w:val="0"/>
+                <w:sz w:val="17"/>
+              </w:rPr>
+              <w:t>Prière de verifier l'information donnée par kade boye toure ou corriger au niveau de la section 1.</w:t>
+            </w:r>
+          </w:p>
+        </w:tc>
+      </w:tr>
+      <w:tr>
+        <w:tc>
+          <w:tcPr>
+            <w:tcW w:type="dxa" w:w="964"/>
+          </w:tcPr>
+          <w:p>
+            <w:r>
+              <w:rPr>
+                <w:b/>
+                <w:i w:val="0"/>
+                <w:color w:val="EA580C"/>
+                <w:sz w:val="16"/>
+              </w:rPr>
+              <w:t>Moyenne</w:t>
+            </w:r>
+          </w:p>
+        </w:tc>
+        <w:tc>
+          <w:tcPr>
+            <w:tcW w:type="dxa" w:w="1247"/>
+          </w:tcPr>
+          <w:p>
+            <w:r>
+              <w:rPr>
+                <w:b/>
+                <w:i w:val="0"/>
+                <w:sz w:val="16"/>
+              </w:rPr>
+              <w:t>S01</w:t>
+              <w:br/>
+            </w:r>
+            <w:r>
+              <w:rPr>
+                <w:b w:val="0"/>
+                <w:i w:val="0"/>
+                <w:color w:val="64748B"/>
+                <w:sz w:val="14"/>
+              </w:rPr>
+              <w:t>Démographie</w:t>
+            </w:r>
+          </w:p>
+        </w:tc>
+        <w:tc>
+          <w:tcPr>
+            <w:tcW w:type="dxa" w:w="1531"/>
+          </w:tcPr>
+          <w:p>
+            <w:r>
+              <w:rPr>
+                <w:b/>
+                <w:i w:val="0"/>
+                <w:color w:val="16A34A"/>
+                <w:sz w:val="16"/>
+              </w:rPr>
+              <w:t>s01q00</w:t>
+            </w:r>
+          </w:p>
+        </w:tc>
+        <w:tc>
+          <w:tcPr>
+            <w:tcW w:type="dxa" w:w="1191"/>
+          </w:tcPr>
+          <w:p>
+            <w:r>
+              <w:rPr>
+                <w:b w:val="0"/>
+                <w:i w:val="0"/>
+                <w:color w:val="64748B"/>
+                <w:sz w:val="16"/>
+              </w:rPr>
+              <w:t>GT-CQ</w:t>
+            </w:r>
+          </w:p>
+        </w:tc>
+        <w:tc>
+          <w:tcPr>
+            <w:tcW w:type="dxa" w:w="4706"/>
+          </w:tcPr>
+          <w:p>
+            <w:r>
+              <w:rPr>
+                <w:b w:val="0"/>
+                <w:i w:val="0"/>
+                <w:sz w:val="17"/>
+              </w:rPr>
+              <w:t>Attention ! Vous avez déclaré en s01q00 que le répondant est la personne elle-même, or rougui toure est trop jeune (4 ans) pour fournir des informations correctes.</w:t>
+            </w:r>
+          </w:p>
+        </w:tc>
+      </w:tr>
+      <w:tr>
+        <w:tc>
+          <w:tcPr>
+            <w:tcW w:type="dxa" w:w="964"/>
+          </w:tcPr>
+          <w:p>
+            <w:r>
+              <w:rPr>
+                <w:b/>
+                <w:i w:val="0"/>
+                <w:color w:val="EA580C"/>
+                <w:sz w:val="16"/>
+              </w:rPr>
+              <w:t>Moyenne</w:t>
+            </w:r>
+          </w:p>
+        </w:tc>
+        <w:tc>
+          <w:tcPr>
+            <w:tcW w:type="dxa" w:w="1247"/>
+          </w:tcPr>
+          <w:p>
+            <w:r>
+              <w:rPr>
+                <w:b/>
+                <w:i w:val="0"/>
+                <w:sz w:val="16"/>
+              </w:rPr>
+              <w:t>S01</w:t>
+              <w:br/>
+            </w:r>
+            <w:r>
+              <w:rPr>
+                <w:b w:val="0"/>
+                <w:i w:val="0"/>
+                <w:color w:val="64748B"/>
+                <w:sz w:val="14"/>
+              </w:rPr>
+              <w:t>Démographie</w:t>
+            </w:r>
+          </w:p>
+        </w:tc>
+        <w:tc>
+          <w:tcPr>
+            <w:tcW w:type="dxa" w:w="1531"/>
+          </w:tcPr>
+          <w:p>
+            <w:r>
+              <w:rPr>
+                <w:b/>
+                <w:i w:val="0"/>
+                <w:color w:val="16A34A"/>
+                <w:sz w:val="16"/>
+              </w:rPr>
+              <w:t>—</w:t>
+            </w:r>
+          </w:p>
+        </w:tc>
+        <w:tc>
+          <w:tcPr>
+            <w:tcW w:type="dxa" w:w="1191"/>
+          </w:tcPr>
+          <w:p>
+            <w:r>
+              <w:rPr>
+                <w:b w:val="0"/>
+                <w:i w:val="0"/>
+                <w:color w:val="64748B"/>
+                <w:sz w:val="16"/>
+              </w:rPr>
+              <w:t>GT-CQ</w:t>
+            </w:r>
+          </w:p>
+        </w:tc>
+        <w:tc>
+          <w:tcPr>
+            <w:tcW w:type="dxa" w:w="4706"/>
+          </w:tcPr>
+          <w:p>
+            <w:r>
+              <w:rPr>
+                <w:b w:val="0"/>
+                <w:i w:val="0"/>
+                <w:sz w:val="17"/>
+              </w:rPr>
+              <w:t>Prière de refaire la section 1 pour rougui toure en demandant à un adulte de répondre aux questions à sa place.</w:t>
+            </w:r>
+          </w:p>
+        </w:tc>
+      </w:tr>
+      <w:tr>
+        <w:tc>
+          <w:tcPr>
+            <w:tcW w:type="dxa" w:w="964"/>
+          </w:tcPr>
+          <w:p>
+            <w:r>
+              <w:rPr>
+                <w:b/>
+                <w:i w:val="0"/>
+                <w:color w:val="EA580C"/>
+                <w:sz w:val="16"/>
+              </w:rPr>
+              <w:t>Moyenne</w:t>
+            </w:r>
+          </w:p>
+        </w:tc>
+        <w:tc>
+          <w:tcPr>
+            <w:tcW w:type="dxa" w:w="1247"/>
+          </w:tcPr>
+          <w:p>
+            <w:r>
+              <w:rPr>
+                <w:b/>
+                <w:i w:val="0"/>
+                <w:sz w:val="16"/>
+              </w:rPr>
+              <w:t>S01</w:t>
+              <w:br/>
+            </w:r>
+            <w:r>
+              <w:rPr>
+                <w:b w:val="0"/>
+                <w:i w:val="0"/>
+                <w:color w:val="64748B"/>
+                <w:sz w:val="14"/>
+              </w:rPr>
+              <w:t>Démographie</w:t>
+            </w:r>
+          </w:p>
+        </w:tc>
+        <w:tc>
+          <w:tcPr>
+            <w:tcW w:type="dxa" w:w="1531"/>
+          </w:tcPr>
+          <w:p>
+            <w:r>
+              <w:rPr>
+                <w:b/>
+                <w:i w:val="0"/>
+                <w:color w:val="16A34A"/>
+                <w:sz w:val="16"/>
+              </w:rPr>
+              <w:t>—</w:t>
+            </w:r>
+          </w:p>
+        </w:tc>
+        <w:tc>
+          <w:tcPr>
+            <w:tcW w:type="dxa" w:w="1191"/>
+          </w:tcPr>
+          <w:p>
+            <w:r>
+              <w:rPr>
+                <w:b w:val="0"/>
+                <w:i w:val="0"/>
+                <w:color w:val="64748B"/>
+                <w:sz w:val="16"/>
+              </w:rPr>
+              <w:t>GT-CQ</w:t>
+            </w:r>
+          </w:p>
+        </w:tc>
+        <w:tc>
+          <w:tcPr>
+            <w:tcW w:type="dxa" w:w="4706"/>
+          </w:tcPr>
+          <w:p>
+            <w:r>
+              <w:rPr>
+                <w:b w:val="0"/>
+                <w:i w:val="0"/>
+                <w:sz w:val="17"/>
+              </w:rPr>
+              <w:t>Prière de verifier l'information donnée par rougui toure ou corriger au niveau de la section 1.</w:t>
+            </w:r>
+          </w:p>
+        </w:tc>
+      </w:tr>
+      <w:tr>
+        <w:tc>
+          <w:tcPr>
+            <w:tcW w:type="dxa" w:w="964"/>
+          </w:tcPr>
+          <w:p>
+            <w:r>
+              <w:rPr>
+                <w:b/>
+                <w:i w:val="0"/>
+                <w:color w:val="EA580C"/>
+                <w:sz w:val="16"/>
+              </w:rPr>
+              <w:t>Moyenne</w:t>
+            </w:r>
+          </w:p>
+        </w:tc>
+        <w:tc>
+          <w:tcPr>
+            <w:tcW w:type="dxa" w:w="1247"/>
+          </w:tcPr>
+          <w:p>
+            <w:r>
+              <w:rPr>
+                <w:b/>
+                <w:i w:val="0"/>
+                <w:sz w:val="16"/>
+              </w:rPr>
+              <w:t>S01</w:t>
+              <w:br/>
+            </w:r>
+            <w:r>
+              <w:rPr>
+                <w:b w:val="0"/>
+                <w:i w:val="0"/>
+                <w:color w:val="64748B"/>
+                <w:sz w:val="14"/>
+              </w:rPr>
+              <w:t>Démographie</w:t>
+            </w:r>
+          </w:p>
+        </w:tc>
+        <w:tc>
+          <w:tcPr>
+            <w:tcW w:type="dxa" w:w="1531"/>
+          </w:tcPr>
+          <w:p>
+            <w:r>
+              <w:rPr>
+                <w:b/>
+                <w:i w:val="0"/>
+                <w:color w:val="16A34A"/>
+                <w:sz w:val="16"/>
+              </w:rPr>
+              <w:t>—</w:t>
+            </w:r>
+          </w:p>
+        </w:tc>
+        <w:tc>
+          <w:tcPr>
+            <w:tcW w:type="dxa" w:w="1191"/>
+          </w:tcPr>
+          <w:p>
+            <w:r>
+              <w:rPr>
+                <w:b w:val="0"/>
+                <w:i w:val="0"/>
+                <w:color w:val="64748B"/>
+                <w:sz w:val="16"/>
+              </w:rPr>
+              <w:t>GT-CQ</w:t>
+            </w:r>
+          </w:p>
+        </w:tc>
+        <w:tc>
+          <w:tcPr>
+            <w:tcW w:type="dxa" w:w="4706"/>
+          </w:tcPr>
+          <w:p>
+            <w:r>
+              <w:rPr>
+                <w:b w:val="0"/>
+                <w:i w:val="0"/>
+                <w:sz w:val="17"/>
+              </w:rPr>
+              <w:t>Prière de verifier l'information donnée par boubacar toure ou corriger au niveau de la section 1.</w:t>
+            </w:r>
+          </w:p>
+        </w:tc>
+      </w:tr>
+      <w:tr>
+        <w:tc>
+          <w:tcPr>
+            <w:tcW w:type="dxa" w:w="964"/>
+          </w:tcPr>
+          <w:p>
+            <w:r>
+              <w:rPr>
+                <w:b/>
+                <w:i w:val="0"/>
+                <w:color w:val="EA580C"/>
+                <w:sz w:val="16"/>
+              </w:rPr>
+              <w:t>Moyenne</w:t>
+            </w:r>
+          </w:p>
+        </w:tc>
+        <w:tc>
+          <w:tcPr>
+            <w:tcW w:type="dxa" w:w="1247"/>
+          </w:tcPr>
+          <w:p>
+            <w:r>
+              <w:rPr>
+                <w:b/>
+                <w:i w:val="0"/>
+                <w:sz w:val="16"/>
+              </w:rPr>
+              <w:t>S01</w:t>
+              <w:br/>
+            </w:r>
+            <w:r>
+              <w:rPr>
+                <w:b w:val="0"/>
+                <w:i w:val="0"/>
+                <w:color w:val="64748B"/>
+                <w:sz w:val="14"/>
+              </w:rPr>
+              <w:t>Démographie</w:t>
+            </w:r>
+          </w:p>
+        </w:tc>
+        <w:tc>
+          <w:tcPr>
+            <w:tcW w:type="dxa" w:w="1531"/>
+          </w:tcPr>
+          <w:p>
+            <w:r>
+              <w:rPr>
+                <w:b/>
+                <w:i w:val="0"/>
+                <w:color w:val="16A34A"/>
+                <w:sz w:val="16"/>
+              </w:rPr>
+              <w:t>—</w:t>
+            </w:r>
+          </w:p>
+        </w:tc>
+        <w:tc>
+          <w:tcPr>
+            <w:tcW w:type="dxa" w:w="1191"/>
+          </w:tcPr>
+          <w:p>
+            <w:r>
+              <w:rPr>
+                <w:b w:val="0"/>
+                <w:i w:val="0"/>
+                <w:color w:val="64748B"/>
+                <w:sz w:val="16"/>
+              </w:rPr>
+              <w:t>GT-CQ</w:t>
+            </w:r>
+          </w:p>
+        </w:tc>
+        <w:tc>
+          <w:tcPr>
+            <w:tcW w:type="dxa" w:w="4706"/>
+          </w:tcPr>
+          <w:p>
+            <w:r>
+              <w:rPr>
+                <w:b w:val="0"/>
+                <w:i w:val="0"/>
+                <w:sz w:val="17"/>
+              </w:rPr>
+              <w:t>Prière de verifier l'information donnée par madioula toure ou corriger au niveau de la section 1.</w:t>
+            </w:r>
+          </w:p>
+        </w:tc>
+      </w:tr>
+      <w:tr>
+        <w:tc>
+          <w:tcPr>
+            <w:tcW w:type="dxa" w:w="964"/>
+          </w:tcPr>
+          <w:p>
+            <w:r>
+              <w:rPr>
+                <w:b/>
+                <w:i w:val="0"/>
+                <w:color w:val="EA580C"/>
+                <w:sz w:val="16"/>
+              </w:rPr>
+              <w:t>Moyenne</w:t>
+            </w:r>
+          </w:p>
+        </w:tc>
+        <w:tc>
+          <w:tcPr>
+            <w:tcW w:type="dxa" w:w="1247"/>
+          </w:tcPr>
+          <w:p>
+            <w:r>
+              <w:rPr>
+                <w:b/>
+                <w:i w:val="0"/>
+                <w:sz w:val="16"/>
+              </w:rPr>
+              <w:t>S01</w:t>
+              <w:br/>
+            </w:r>
+            <w:r>
+              <w:rPr>
+                <w:b w:val="0"/>
+                <w:i w:val="0"/>
+                <w:color w:val="64748B"/>
+                <w:sz w:val="14"/>
+              </w:rPr>
+              <w:t>Démographie</w:t>
+            </w:r>
+          </w:p>
+        </w:tc>
+        <w:tc>
+          <w:tcPr>
+            <w:tcW w:type="dxa" w:w="1531"/>
+          </w:tcPr>
+          <w:p>
+            <w:r>
+              <w:rPr>
+                <w:b/>
+                <w:i w:val="0"/>
+                <w:color w:val="16A34A"/>
+                <w:sz w:val="16"/>
+              </w:rPr>
+              <w:t>s01q10_1</w:t>
+            </w:r>
+          </w:p>
+        </w:tc>
+        <w:tc>
+          <w:tcPr>
+            <w:tcW w:type="dxa" w:w="1191"/>
+          </w:tcPr>
+          <w:p>
+            <w:r>
+              <w:rPr>
+                <w:b w:val="0"/>
+                <w:i w:val="0"/>
+                <w:color w:val="64748B"/>
+                <w:sz w:val="16"/>
+              </w:rPr>
+              <w:t>GT-CQ</w:t>
+            </w:r>
+          </w:p>
+        </w:tc>
+        <w:tc>
+          <w:tcPr>
+            <w:tcW w:type="dxa" w:w="4706"/>
+          </w:tcPr>
+          <w:p>
+            <w:r>
+              <w:rPr>
+                <w:b w:val="0"/>
+                <w:i w:val="0"/>
+                <w:sz w:val="17"/>
+              </w:rPr>
+              <w:t>La taille du ménage lors de l'enquête principale (8) de ce ménage est inférieur à la taille du denombrement (13), prière de fournir des explications concrètes ou aller revisiter le ménage.</w:t>
+            </w:r>
+          </w:p>
+        </w:tc>
+      </w:tr>
+      <w:tr>
+        <w:tc>
+          <w:tcPr>
+            <w:tcW w:type="dxa" w:w="964"/>
+          </w:tcPr>
+          <w:p>
+            <w:r>
+              <w:rPr>
+                <w:b/>
+                <w:i w:val="0"/>
+                <w:color w:val="EA580C"/>
+                <w:sz w:val="16"/>
+              </w:rPr>
+              <w:t>Moyenne</w:t>
+            </w:r>
+          </w:p>
+        </w:tc>
+        <w:tc>
+          <w:tcPr>
+            <w:tcW w:type="dxa" w:w="1247"/>
+          </w:tcPr>
+          <w:p>
+            <w:r>
+              <w:rPr>
+                <w:b/>
+                <w:i w:val="0"/>
+                <w:sz w:val="16"/>
+              </w:rPr>
               <w:t>S02</w:t>
               <w:br/>
             </w:r>
@@ -2164,7 +3424,7 @@
                 <w:color w:val="16A34A"/>
                 <w:sz w:val="16"/>
               </w:rPr>
-              <w:t>s01q32, s01q36, s01q38, s04q37_modif, s02q33, s02q34, s01q00b</w:t>
+              <w:t>s01q63, s00q04, s02q25, s01q00b, s02q17_2, s02q15_2</w:t>
             </w:r>
           </w:p>
         </w:tc>
@@ -2195,7 +3455,7 @@
                 <w:i w:val="0"/>
                 <w:sz w:val="17"/>
               </w:rPr>
-              <w:t>Peu probable!!! Vu l'âge (16 ans) de fatouma toure ou l'année à laquelle fatouma toure a fréquenté l'école pour la dernière fois (2023) le dernier diplome de fatouma toure ne peut être le Certificat d'études primaires (CEP), prière de corriger cette incohérence ou confirmer avec le QG.</w:t>
+              <w:t>Dans les milieux urbains c'est peu probable de voir une école dont les élèves ou étudiants ne dépensent pas en frais d'uniformes, prière de verifier pour boubacar toure qui fréquente 1ére année de Primaire et corriger ou confirmer avec le QG.</w:t>
             </w:r>
           </w:p>
         </w:tc>
@@ -2210,10 +3470,10 @@
               <w:rPr>
                 <w:b/>
                 <w:i w:val="0"/>
-                <w:color w:val="DC2626"/>
-                <w:sz w:val="16"/>
-              </w:rPr>
-              <w:t>Haute</w:t>
+                <w:color w:val="EA580C"/>
+                <w:sz w:val="16"/>
+              </w:rPr>
+              <w:t>Moyenne</w:t>
             </w:r>
           </w:p>
         </w:tc>
@@ -2228,7 +3488,7 @@
                 <w:i w:val="0"/>
                 <w:sz w:val="16"/>
               </w:rPr>
-              <w:t>S13</w:t>
+              <w:t>S04</w:t>
               <w:br/>
             </w:r>
             <w:r>
@@ -2238,7 +3498,7 @@
                 <w:color w:val="64748B"/>
                 <w:sz w:val="14"/>
               </w:rPr>
-              <w:t>Transferts</w:t>
+              <w:t>Emploi</w:t>
             </w:r>
           </w:p>
         </w:tc>
@@ -2254,7 +3514,7 @@
                 <w:color w:val="16A34A"/>
                 <w:sz w:val="16"/>
               </w:rPr>
-              <w:t>s00q27, s01q00a, s01q12, s01q13, s02q04, s03q11, s03q12, s01q01</w:t>
+              <w:t>s00q04, s03q24, s04q19, s01q00b, s04q19_autre</w:t>
             </w:r>
           </w:p>
         </w:tc>
@@ -2285,7 +3545,7 @@
                 <w:i w:val="0"/>
                 <w:sz w:val="17"/>
               </w:rPr>
-              <w:t>L'âge du béneficiaire d'argent dans la section 13b (Transfert emis) semble incoherent voir élévé, prière de verifier ou corriger.</w:t>
+              <w:t>boubacar toure fait eleve pour subvenir principalement à ses besoins et semble exister dans les modalités, prière de prendre attache avec le QG pour plus d'explication afin de la classer bien.</w:t>
             </w:r>
           </w:p>
         </w:tc>
@@ -2300,10 +3560,10 @@
               <w:rPr>
                 <w:b/>
                 <w:i w:val="0"/>
-                <w:color w:val="DC2626"/>
-                <w:sz w:val="16"/>
-              </w:rPr>
-              <w:t>Haute</w:t>
+                <w:color w:val="EA580C"/>
+                <w:sz w:val="16"/>
+              </w:rPr>
+              <w:t>Moyenne</w:t>
             </w:r>
           </w:p>
         </w:tc>
@@ -2318,7 +3578,7 @@
                 <w:i w:val="0"/>
                 <w:sz w:val="16"/>
               </w:rPr>
-              <w:t>S20</w:t>
+              <w:t>S04</w:t>
               <w:br/>
             </w:r>
             <w:r>
@@ -2328,7 +3588,7 @@
                 <w:color w:val="64748B"/>
                 <w:sz w:val="14"/>
               </w:rPr>
-              <w:t>Gouvernance / autres</w:t>
+              <w:t>Emploi</w:t>
             </w:r>
           </w:p>
         </w:tc>
@@ -2375,7 +3635,7 @@
                 <w:i w:val="0"/>
                 <w:sz w:val="17"/>
               </w:rPr>
-              <w:t>Incohérence détectée ! Le ménage a précédemment déclaré vivre « Bien » ou « Assez bien » selon son revenu en 20A.02.</w:t>
+              <w:t>Attention ! Le nombre de jours (4 jours) que kade boye toure a travaillés par mois semble être inférieur à 15.</w:t>
             </w:r>
           </w:p>
         </w:tc>
@@ -2408,7 +3668,7 @@
                 <w:i w:val="0"/>
                 <w:sz w:val="16"/>
               </w:rPr>
-              <w:t>S00</w:t>
+              <w:t>S04</w:t>
               <w:br/>
             </w:r>
             <w:r>
@@ -2418,7 +3678,7 @@
                 <w:color w:val="64748B"/>
                 <w:sz w:val="14"/>
               </w:rPr>
-              <w:t>Identification</w:t>
+              <w:t>Emploi</w:t>
             </w:r>
           </w:p>
         </w:tc>
@@ -2465,7 +3725,7 @@
                 <w:i w:val="0"/>
                 <w:sz w:val="17"/>
               </w:rPr>
-              <w:t>L'adresse ou la localisation du ménage doit être bien renseignée, ne doit pas contenir des numéros de téléphone et elle semble courte pour être une adresse.</w:t>
+              <w:t>Veuillez, s'il vous plaît, confirmer cette information.</w:t>
             </w:r>
           </w:p>
         </w:tc>
@@ -2498,7 +3758,7 @@
                 <w:i w:val="0"/>
                 <w:sz w:val="16"/>
               </w:rPr>
-              <w:t>S00</w:t>
+              <w:t>S04</w:t>
               <w:br/>
             </w:r>
             <w:r>
@@ -2508,7 +3768,7 @@
                 <w:color w:val="64748B"/>
                 <w:sz w:val="14"/>
               </w:rPr>
-              <w:t>Identification</w:t>
+              <w:t>Emploi</w:t>
             </w:r>
           </w:p>
         </w:tc>
@@ -2524,7 +3784,7 @@
                 <w:color w:val="16A34A"/>
                 <w:sz w:val="16"/>
               </w:rPr>
-              <w:t>—</w:t>
+              <w:t>s01q47__1, s01q47__2, s01q47__3, s01q47__4, s01q47__5, s01q47__6, s01q47__7, s02q15</w:t>
             </w:r>
           </w:p>
         </w:tc>
@@ -2555,7 +3815,7 @@
                 <w:i w:val="0"/>
                 <w:sz w:val="17"/>
               </w:rPr>
-              <w:t>Prière de mettre les noms dans ces questions et mettre les contacts à leurs places.</w:t>
+              <w:t>Attention! le nombre d'heure (3 heures) que kade boye toure a travaillé par jour semble faible, veuillez s'il vous plait confirmer cette information avec le QG.</w:t>
             </w:r>
           </w:p>
         </w:tc>
@@ -2588,7 +3848,7 @@
                 <w:i w:val="0"/>
                 <w:sz w:val="16"/>
               </w:rPr>
-              <w:t>S00</w:t>
+              <w:t>S04</w:t>
               <w:br/>
             </w:r>
             <w:r>
@@ -2598,7 +3858,7 @@
                 <w:color w:val="64748B"/>
                 <w:sz w:val="14"/>
               </w:rPr>
-              <w:t>Identification</w:t>
+              <w:t>Emploi</w:t>
             </w:r>
           </w:p>
         </w:tc>
@@ -2614,7 +3874,7 @@
                 <w:color w:val="16A34A"/>
                 <w:sz w:val="16"/>
               </w:rPr>
-              <w:t>s00q14, s00q16, s00q18</w:t>
+              <w:t>—</w:t>
             </w:r>
           </w:p>
         </w:tc>
@@ -2645,7 +3905,7 @@
                 <w:i w:val="0"/>
                 <w:sz w:val="17"/>
               </w:rPr>
-              <w:t>Attention! Veillez bien renseigner les contacts dans les questions de 0.14 ou 0.16 ou 0.18.</w:t>
+              <w:t>Attention ! Le nombre de jours (4 jours) que mamadou kante a travaillés par mois semble être inférieur à 15.</w:t>
             </w:r>
           </w:p>
         </w:tc>
@@ -2678,7 +3938,7 @@
                 <w:i w:val="0"/>
                 <w:sz w:val="16"/>
               </w:rPr>
-              <w:t>S01</w:t>
+              <w:t>S04</w:t>
               <w:br/>
             </w:r>
             <w:r>
@@ -2688,7 +3948,7 @@
                 <w:color w:val="64748B"/>
                 <w:sz w:val="14"/>
               </w:rPr>
-              <w:t>Démographie</w:t>
+              <w:t>Emploi</w:t>
             </w:r>
           </w:p>
         </w:tc>
@@ -2735,7 +3995,7 @@
                 <w:i w:val="0"/>
                 <w:sz w:val="17"/>
               </w:rPr>
-              <w:t>Prière de verifier l'information donnée par fatouma toure ou corriger au niveau de la section 1.</w:t>
+              <w:t>Attention ! Le nombre de jours (4 jours) que ousmane toure a travaillés par mois semble être inférieur à 15.</w:t>
             </w:r>
           </w:p>
         </w:tc>
@@ -2768,7 +4028,7 @@
                 <w:i w:val="0"/>
                 <w:sz w:val="16"/>
               </w:rPr>
-              <w:t>S01</w:t>
+              <w:t>S04</w:t>
               <w:br/>
             </w:r>
             <w:r>
@@ -2778,7 +4038,7 @@
                 <w:color w:val="64748B"/>
                 <w:sz w:val="14"/>
               </w:rPr>
-              <w:t>Démographie</w:t>
+              <w:t>Emploi</w:t>
             </w:r>
           </w:p>
         </w:tc>
@@ -2794,7 +4054,7 @@
                 <w:color w:val="16A34A"/>
                 <w:sz w:val="16"/>
               </w:rPr>
-              <w:t>—</w:t>
+              <w:t>s01q47__1, s01q47__2, s01q47__3, s01q47__4, s01q47__5, s01q47__6, s01q47__7, s02q15</w:t>
             </w:r>
           </w:p>
         </w:tc>
@@ -2825,7 +4085,7 @@
                 <w:i w:val="0"/>
                 <w:sz w:val="17"/>
               </w:rPr>
-              <w:t>Prière de verifier l'information donnée par adama toure ou corriger au niveau de la section 1.</w:t>
+              <w:t>Attention! le nombre d'heure que mamadou kante a travaillé par jour semble faible, veuillez s'il vous plait confirmer cette information avec le QG.</w:t>
             </w:r>
           </w:p>
         </w:tc>
@@ -2858,7 +4118,7 @@
                 <w:i w:val="0"/>
                 <w:sz w:val="16"/>
               </w:rPr>
-              <w:t>S01</w:t>
+              <w:t>S07</w:t>
               <w:br/>
             </w:r>
             <w:r>
@@ -2868,7 +4128,7 @@
                 <w:color w:val="64748B"/>
                 <w:sz w:val="14"/>
               </w:rPr>
-              <w:t>Démographie</w:t>
+              <w:t>Consommation alimentaire</w:t>
             </w:r>
           </w:p>
         </w:tc>
@@ -2884,7 +4144,7 @@
                 <w:color w:val="16A34A"/>
                 <w:sz w:val="16"/>
               </w:rPr>
-              <w:t>—</w:t>
+              <w:t>s01q23, s01q00b, s01q23_autre</w:t>
             </w:r>
           </w:p>
         </w:tc>
@@ -2915,7 +4175,7 @@
                 <w:i w:val="0"/>
                 <w:sz w:val="17"/>
               </w:rPr>
-              <w:t>Prière de verifier l'information donnée par kade boye toure ou corriger au niveau de la section 1.</w:t>
+              <w:t>La dernière fois que vous avez acheté Feuilles nébédaye/ poudre (moringa) est jardin et semble exister dans les modalités, prière de prendre attache avec le QG pour plus d'explication afin de la classer bien.</w:t>
             </w:r>
           </w:p>
         </w:tc>
@@ -2948,7 +4208,7 @@
                 <w:i w:val="0"/>
                 <w:sz w:val="16"/>
               </w:rPr>
-              <w:t>S01</w:t>
+              <w:t>S07</w:t>
               <w:br/>
             </w:r>
             <w:r>
@@ -2958,7 +4218,7 @@
                 <w:color w:val="64748B"/>
                 <w:sz w:val="14"/>
               </w:rPr>
-              <w:t>Démographie</w:t>
+              <w:t>Consommation alimentaire</w:t>
             </w:r>
           </w:p>
         </w:tc>
@@ -2974,7 +4234,7 @@
                 <w:color w:val="16A34A"/>
                 <w:sz w:val="16"/>
               </w:rPr>
-              <w:t>s01q00</w:t>
+              <w:t>—</w:t>
             </w:r>
           </w:p>
         </w:tc>
@@ -3005,7 +4265,7 @@
                 <w:i w:val="0"/>
                 <w:sz w:val="17"/>
               </w:rPr>
-              <w:t>Attention ! Vous avez déclaré en s01q00 que le répondant est la personne elle-même, or rougui toure est trop jeune (4 ans) pour fournir des informations correctes.</w:t>
+              <w:t>Attention ! Le prix unitaire d'achat (1200 Fcfa) de Arachides pilées en Kg (taille unique) est relativement élevé par rapport aux autres prix observés dans cette zone.</w:t>
             </w:r>
           </w:p>
         </w:tc>
@@ -3038,7 +4298,7 @@
                 <w:i w:val="0"/>
                 <w:sz w:val="16"/>
               </w:rPr>
-              <w:t>S01</w:t>
+              <w:t>S07</w:t>
               <w:br/>
             </w:r>
             <w:r>
@@ -3048,7 +4308,7 @@
                 <w:color w:val="64748B"/>
                 <w:sz w:val="14"/>
               </w:rPr>
-              <w:t>Démographie</w:t>
+              <w:t>Consommation alimentaire</w:t>
             </w:r>
           </w:p>
         </w:tc>
@@ -3095,7 +4355,7 @@
                 <w:i w:val="0"/>
                 <w:sz w:val="17"/>
               </w:rPr>
-              <w:t>Prière de refaire la section 1 pour rougui toure en demandant à un adulte de répondre aux questions à sa place.</w:t>
+              <w:t>Prière de corriger ou de confirmer avec le QG.</w:t>
             </w:r>
           </w:p>
         </w:tc>
@@ -3128,7 +4388,7 @@
                 <w:i w:val="0"/>
                 <w:sz w:val="16"/>
               </w:rPr>
-              <w:t>S01</w:t>
+              <w:t>S07</w:t>
               <w:br/>
             </w:r>
             <w:r>
@@ -3138,7 +4398,7 @@
                 <w:color w:val="64748B"/>
                 <w:sz w:val="14"/>
               </w:rPr>
-              <w:t>Démographie</w:t>
+              <w:t>Consommation alimentaire</w:t>
             </w:r>
           </w:p>
         </w:tc>
@@ -3185,7 +4445,7 @@
                 <w:i w:val="0"/>
                 <w:sz w:val="17"/>
               </w:rPr>
-              <w:t>Prière de verifier l'information donnée par rougui toure ou corriger au niveau de la section 1.</w:t>
+              <w:t>Attention ! Le prix unitaire d'achat (500 Fcfa) de Lait en poudre en Sachets (Petit) est relativement élevé par rapport aux autres prix observés dans cette zone.</w:t>
             </w:r>
           </w:p>
         </w:tc>
@@ -3218,7 +4478,7 @@
                 <w:i w:val="0"/>
                 <w:sz w:val="16"/>
               </w:rPr>
-              <w:t>S01</w:t>
+              <w:t>S09</w:t>
               <w:br/>
             </w:r>
             <w:r>
@@ -3228,7 +4488,7 @@
                 <w:color w:val="64748B"/>
                 <w:sz w:val="14"/>
               </w:rPr>
-              <w:t>Démographie</w:t>
+              <w:t>Dépenses non alimentaires</w:t>
             </w:r>
           </w:p>
         </w:tc>
@@ -3275,7 +4535,7 @@
                 <w:i w:val="0"/>
                 <w:sz w:val="17"/>
               </w:rPr>
-              <w:t>Prière de verifier l'information donnée par boubacar toure ou corriger au niveau de la section 1.</w:t>
+              <w:t>Attention ! La dépense du ménage de OUSMANE TOURE (2000 Fcfa) au cours de 7 derniers jours de Cigarettes, Tabac est relativement élevé.</w:t>
             </w:r>
           </w:p>
         </w:tc>
@@ -3308,7 +4568,7 @@
                 <w:i w:val="0"/>
                 <w:sz w:val="16"/>
               </w:rPr>
-              <w:t>S01</w:t>
+              <w:t>S09</w:t>
               <w:br/>
             </w:r>
             <w:r>
@@ -3318,7 +4578,7 @@
                 <w:color w:val="64748B"/>
                 <w:sz w:val="14"/>
               </w:rPr>
-              <w:t>Démographie</w:t>
+              <w:t>Dépenses non alimentaires</w:t>
             </w:r>
           </w:p>
         </w:tc>
@@ -3365,7 +4625,7 @@
                 <w:i w:val="0"/>
                 <w:sz w:val="17"/>
               </w:rPr>
-              <w:t>Prière de verifier l'information donnée par madioula toure ou corriger au niveau de la section 1.</w:t>
+              <w:t>Prière de corriger ou de confirmer avec le QG.</w:t>
             </w:r>
           </w:p>
         </w:tc>
@@ -3398,7 +4658,7 @@
                 <w:i w:val="0"/>
                 <w:sz w:val="16"/>
               </w:rPr>
-              <w:t>S01</w:t>
+              <w:t>S09</w:t>
               <w:br/>
             </w:r>
             <w:r>
@@ -3408,7 +4668,7 @@
                 <w:color w:val="64748B"/>
                 <w:sz w:val="14"/>
               </w:rPr>
-              <w:t>Démographie</w:t>
+              <w:t>Dépenses non alimentaires</w:t>
             </w:r>
           </w:p>
         </w:tc>
@@ -3424,7 +4684,7 @@
                 <w:color w:val="16A34A"/>
                 <w:sz w:val="16"/>
               </w:rPr>
-              <w:t>s01q10_1</w:t>
+              <w:t>—</w:t>
             </w:r>
           </w:p>
         </w:tc>
@@ -3455,7 +4715,7 @@
                 <w:i w:val="0"/>
                 <w:sz w:val="17"/>
               </w:rPr>
-              <w:t>La taille du ménage lors de l'enquête principale (8) de ce ménage est inférieur à la taille du denombrement (13), prière de fournir des explications concrètes ou aller revisiter le ménage.</w:t>
+              <w:t>Attention ! La dépense du ménage de OUSMANE TOURE (2000 Fcfa) au cours de 7 derniers jours de Transport urbain en taxi est relativement élevé.</w:t>
             </w:r>
           </w:p>
         </w:tc>
@@ -3488,7 +4748,7 @@
                 <w:i w:val="0"/>
                 <w:sz w:val="16"/>
               </w:rPr>
-              <w:t>S02</w:t>
+              <w:t>S09</w:t>
               <w:br/>
             </w:r>
             <w:r>
@@ -3498,7 +4758,7 @@
                 <w:color w:val="64748B"/>
                 <w:sz w:val="14"/>
               </w:rPr>
-              <w:t>Éducation</w:t>
+              <w:t>Dépenses non alimentaires</w:t>
             </w:r>
           </w:p>
         </w:tc>
@@ -3514,7 +4774,7 @@
                 <w:color w:val="16A34A"/>
                 <w:sz w:val="16"/>
               </w:rPr>
-              <w:t>—</w:t>
+              <w:t>s01q23, s01q00b, s01q23_autre</w:t>
             </w:r>
           </w:p>
         </w:tc>
@@ -3545,7 +4805,7 @@
                 <w:i w:val="0"/>
                 <w:sz w:val="17"/>
               </w:rPr>
-              <w:t>veuillez, s'il vous plait, confirmer les frais de scolarité ( 2000 FCFA) payée de boubacar toure avec le QG ou apporter les corrections nécessaires.</w:t>
+              <w:t>La dernière fois que vous avez acheté Bois de chauffe ramassé/coupé (estimer la valeur) est ramasser dans la foret et semble exister dans les modalités, prière de prendre attache avec le QG pour plus d'explication afin de la classer bien.</w:t>
             </w:r>
           </w:p>
         </w:tc>
@@ -3578,7 +4838,7 @@
                 <w:i w:val="0"/>
                 <w:sz w:val="16"/>
               </w:rPr>
-              <w:t>S02</w:t>
+              <w:t>S09</w:t>
               <w:br/>
             </w:r>
             <w:r>
@@ -3588,7 +4848,7 @@
                 <w:color w:val="64748B"/>
                 <w:sz w:val="14"/>
               </w:rPr>
-              <w:t>Éducation</w:t>
+              <w:t>Dépenses non alimentaires</w:t>
             </w:r>
           </w:p>
         </w:tc>
@@ -3604,7 +4864,7 @@
                 <w:color w:val="16A34A"/>
                 <w:sz w:val="16"/>
               </w:rPr>
-              <w:t>s01q63, s00q04, s02q25, s01q00b, s02q17_2, s02q15_2</w:t>
+              <w:t>s01q23, s01q00b, s01q23_autre</w:t>
             </w:r>
           </w:p>
         </w:tc>
@@ -3635,7 +4895,7 @@
                 <w:i w:val="0"/>
                 <w:sz w:val="17"/>
               </w:rPr>
-              <w:t>Dans les milieux urbains c'est peu probable de voir une école dont les élèves ou étudiants ne dépensent pas en frais d'uniformes, prière de verifier pour boubacar toure qui fréquente 1ére année de Primaire et corriger ou confirmer avec le QG.</w:t>
+              <w:t>La dernière fois que vous avez acheté Frais de ramassage des ordures ménagères est charetier et semble exister dans les modalités, prière de prendre attache avec le QG pour plus d'explication afin de la classer bien.</w:t>
             </w:r>
           </w:p>
         </w:tc>
@@ -3668,7 +4928,7 @@
                 <w:i w:val="0"/>
                 <w:sz w:val="16"/>
               </w:rPr>
-              <w:t>S04</w:t>
+              <w:t>S09</w:t>
               <w:br/>
             </w:r>
             <w:r>
@@ -3678,7 +4938,7 @@
                 <w:color w:val="64748B"/>
                 <w:sz w:val="14"/>
               </w:rPr>
-              <w:t>Emploi</w:t>
+              <w:t>Dépenses non alimentaires</w:t>
             </w:r>
           </w:p>
         </w:tc>
@@ -3694,7 +4954,7 @@
                 <w:color w:val="16A34A"/>
                 <w:sz w:val="16"/>
               </w:rPr>
-              <w:t>s00q04, s03q24, s04q19, s01q00b, s04q19_autre</w:t>
+              <w:t>—</w:t>
             </w:r>
           </w:p>
         </w:tc>
@@ -3725,7 +4985,7 @@
                 <w:i w:val="0"/>
                 <w:sz w:val="17"/>
               </w:rPr>
-              <w:t>boubacar toure fait eleve pour subvenir principalement à ses besoins et semble exister dans les modalités, prière de prendre attache avec le QG pour plus d'explication afin de la classer bien.</w:t>
+              <w:t>Attention ! La dépense du ménage de OUSMANE TOURE (500 Fcfa) au cours de 30 derniers jours de Insecticide, tortillon anti-moustique est relativement élevé.</w:t>
             </w:r>
           </w:p>
         </w:tc>
@@ -3758,7 +5018,7 @@
                 <w:i w:val="0"/>
                 <w:sz w:val="16"/>
               </w:rPr>
-              <w:t>S04</w:t>
+              <w:t>S09</w:t>
               <w:br/>
             </w:r>
             <w:r>
@@ -3768,7 +5028,7 @@
                 <w:color w:val="64748B"/>
                 <w:sz w:val="14"/>
               </w:rPr>
-              <w:t>Emploi</w:t>
+              <w:t>Dépenses non alimentaires</w:t>
             </w:r>
           </w:p>
         </w:tc>
@@ -3815,7 +5075,7 @@
                 <w:i w:val="0"/>
                 <w:sz w:val="17"/>
               </w:rPr>
-              <w:t>Attention ! Le nombre de jours (4 jours) que kade boye toure a travaillés par mois semble être inférieur à 15.</w:t>
+              <w:t>Prière de corriger ou de confirmer avec le QG.</w:t>
             </w:r>
           </w:p>
         </w:tc>
@@ -3848,7 +5108,7 @@
                 <w:i w:val="0"/>
                 <w:sz w:val="16"/>
               </w:rPr>
-              <w:t>S04</w:t>
+              <w:t>S09</w:t>
               <w:br/>
             </w:r>
             <w:r>
@@ -3858,7 +5118,7 @@
                 <w:color w:val="64748B"/>
                 <w:sz w:val="14"/>
               </w:rPr>
-              <w:t>Emploi</w:t>
+              <w:t>Dépenses non alimentaires</w:t>
             </w:r>
           </w:p>
         </w:tc>
@@ -3905,7 +5165,7 @@
                 <w:i w:val="0"/>
                 <w:sz w:val="17"/>
               </w:rPr>
-              <w:t>Veuillez, s'il vous plaît, confirmer cette information.</w:t>
+              <w:t>Attention ! La dépense du ménage de OUSMANE TOURE (600 Fcfa) au cours de 30 derniers jours de Piles électriques, est relativement élevé.</w:t>
             </w:r>
           </w:p>
         </w:tc>
@@ -3938,7 +5198,7 @@
                 <w:i w:val="0"/>
                 <w:sz w:val="16"/>
               </w:rPr>
-              <w:t>S04</w:t>
+              <w:t>S09</w:t>
               <w:br/>
             </w:r>
             <w:r>
@@ -3948,7 +5208,7 @@
                 <w:color w:val="64748B"/>
                 <w:sz w:val="14"/>
               </w:rPr>
-              <w:t>Emploi</w:t>
+              <w:t>Dépenses non alimentaires</w:t>
             </w:r>
           </w:p>
         </w:tc>
@@ -3964,7 +5224,7 @@
                 <w:color w:val="16A34A"/>
                 <w:sz w:val="16"/>
               </w:rPr>
-              <w:t>s01q47__1, s01q47__2, s01q47__3, s01q47__4, s01q47__5, s01q47__6, s01q47__7, s02q15</w:t>
+              <w:t>—</w:t>
             </w:r>
           </w:p>
         </w:tc>
@@ -3995,7 +5255,7 @@
                 <w:i w:val="0"/>
                 <w:sz w:val="17"/>
               </w:rPr>
-              <w:t>Attention! le nombre d'heure (3 heures) que kade boye toure a travaillé par jour semble faible, veuillez s'il vous plait confirmer cette information avec le QG.</w:t>
+              <w:t>Attention ! La dépense du ménage de OUSMANE TOURE (250 Fcfa) au cours de 3 derniers mois de Frais d'entretien et de réparation de chaussures: cirage, ressemelage, etc est relativement élevé.</w:t>
             </w:r>
           </w:p>
         </w:tc>
@@ -4028,7 +5288,7 @@
                 <w:i w:val="0"/>
                 <w:sz w:val="16"/>
               </w:rPr>
-              <w:t>S04</w:t>
+              <w:t>S09</w:t>
               <w:br/>
             </w:r>
             <w:r>
@@ -4038,7 +5298,7 @@
                 <w:color w:val="64748B"/>
                 <w:sz w:val="14"/>
               </w:rPr>
-              <w:t>Emploi</w:t>
+              <w:t>Dépenses non alimentaires</w:t>
             </w:r>
           </w:p>
         </w:tc>
@@ -4085,7 +5345,7 @@
                 <w:i w:val="0"/>
                 <w:sz w:val="17"/>
               </w:rPr>
-              <w:t>Attention ! Le nombre de jours (4 jours) que mamadou kante a travaillés par mois semble être inférieur à 15.</w:t>
+              <w:t>Prière de corriger ou de confirmer avec le QG.</w:t>
             </w:r>
           </w:p>
         </w:tc>
@@ -4118,7 +5378,7 @@
                 <w:i w:val="0"/>
                 <w:sz w:val="16"/>
               </w:rPr>
-              <w:t>S04</w:t>
+              <w:t>S09</w:t>
               <w:br/>
             </w:r>
             <w:r>
@@ -4128,7 +5388,7 @@
                 <w:color w:val="64748B"/>
                 <w:sz w:val="14"/>
               </w:rPr>
-              <w:t>Emploi</w:t>
+              <w:t>Dépenses non alimentaires</w:t>
             </w:r>
           </w:p>
         </w:tc>
@@ -4144,7 +5404,7 @@
                 <w:color w:val="16A34A"/>
                 <w:sz w:val="16"/>
               </w:rPr>
-              <w:t>—</w:t>
+              <w:t>s01q23, s01q00b, s01q23_autre</w:t>
             </w:r>
           </w:p>
         </w:tc>
@@ -4175,7 +5435,7 @@
                 <w:i w:val="0"/>
                 <w:sz w:val="17"/>
               </w:rPr>
-              <w:t>Attention ! Le nombre de jours (4 jours) que ousmane toure a travaillés par mois semble être inférieur à 15.</w:t>
+              <w:t>La dernière fois que vous avez acheté Droit d'entrée (achat d'un ticket) à des manifestations sportives est au stade et semble exister dans les modalités, prière de prendre attache avec le QG pour plus d'explication afin de la classer bien.</w:t>
             </w:r>
           </w:p>
         </w:tc>
@@ -4208,7 +5468,7 @@
                 <w:i w:val="0"/>
                 <w:sz w:val="16"/>
               </w:rPr>
-              <w:t>S04</w:t>
+              <w:t>S09</w:t>
               <w:br/>
             </w:r>
             <w:r>
@@ -4218,7 +5478,7 @@
                 <w:color w:val="64748B"/>
                 <w:sz w:val="14"/>
               </w:rPr>
-              <w:t>Emploi</w:t>
+              <w:t>Dépenses non alimentaires</w:t>
             </w:r>
           </w:p>
         </w:tc>
@@ -4234,7 +5494,7 @@
                 <w:color w:val="16A34A"/>
                 <w:sz w:val="16"/>
               </w:rPr>
-              <w:t>s01q47__1, s01q47__2, s01q47__3, s01q47__4, s01q47__5, s01q47__6, s01q47__7, s02q15</w:t>
+              <w:t>—</w:t>
             </w:r>
           </w:p>
         </w:tc>
@@ -4265,7 +5525,7 @@
                 <w:i w:val="0"/>
                 <w:sz w:val="17"/>
               </w:rPr>
-              <w:t>Attention! le nombre d'heure que mamadou kante a travaillé par jour semble faible, veuillez s'il vous plait confirmer cette information avec le QG.</w:t>
+              <w:t>Attention ! La dépense du ménage de OUSMANE TOURE (800 Fcfa) au cours de 6 derniers mois de Droit d'entrée (achat d'un ticket) à des manifestations sportives est relativement élevé.</w:t>
             </w:r>
           </w:p>
         </w:tc>
@@ -4298,7 +5558,7 @@
                 <w:i w:val="0"/>
                 <w:sz w:val="16"/>
               </w:rPr>
-              <w:t>S07</w:t>
+              <w:t>S09</w:t>
               <w:br/>
             </w:r>
             <w:r>
@@ -4308,7 +5568,7 @@
                 <w:color w:val="64748B"/>
                 <w:sz w:val="14"/>
               </w:rPr>
-              <w:t>Consommation alimentaire</w:t>
+              <w:t>Dépenses non alimentaires</w:t>
             </w:r>
           </w:p>
         </w:tc>
@@ -4324,7 +5584,7 @@
                 <w:color w:val="16A34A"/>
                 <w:sz w:val="16"/>
               </w:rPr>
-              <w:t>s01q23, s01q00b, s01q23_autre</w:t>
+              <w:t>—</w:t>
             </w:r>
           </w:p>
         </w:tc>
@@ -4355,7 +5615,7 @@
                 <w:i w:val="0"/>
                 <w:sz w:val="17"/>
               </w:rPr>
-              <w:t>La dernière fois que vous avez acheté Feuilles nébédaye/ poudre (moringa) est jardin et semble exister dans les modalités, prière de prendre attache avec le QG pour plus d'explication afin de la classer bien.</w:t>
+              <w:t>Prière de corriger ou de confirmer avec le QG.</w:t>
             </w:r>
           </w:p>
         </w:tc>
@@ -4388,7 +5648,7 @@
                 <w:i w:val="0"/>
                 <w:sz w:val="16"/>
               </w:rPr>
-              <w:t>S07</w:t>
+              <w:t>S09</w:t>
               <w:br/>
             </w:r>
             <w:r>
@@ -4398,7 +5658,7 @@
                 <w:color w:val="64748B"/>
                 <w:sz w:val="14"/>
               </w:rPr>
-              <w:t>Consommation alimentaire</w:t>
+              <w:t>Dépenses non alimentaires</w:t>
             </w:r>
           </w:p>
         </w:tc>
@@ -4445,7 +5705,7 @@
                 <w:i w:val="0"/>
                 <w:sz w:val="17"/>
               </w:rPr>
-              <w:t>Attention ! Le prix unitaire d'achat (1200 Fcfa) de Arachides pilées en Kg (taille unique) est relativement élevé par rapport aux autres prix observés dans cette zone.</w:t>
+              <w:t>Attention ! La dépense du ménage de OUSMANE TOURE (2000 Fcfa) au cours de 6 derniers mois de Ampoules électriques pour le logement est relativement élevé.</w:t>
             </w:r>
           </w:p>
         </w:tc>
@@ -4478,7 +5738,7 @@
                 <w:i w:val="0"/>
                 <w:sz w:val="16"/>
               </w:rPr>
-              <w:t>S07</w:t>
+              <w:t>S09</w:t>
               <w:br/>
             </w:r>
             <w:r>
@@ -4488,7 +5748,7 @@
                 <w:color w:val="64748B"/>
                 <w:sz w:val="14"/>
               </w:rPr>
-              <w:t>Consommation alimentaire</w:t>
+              <w:t>Dépenses non alimentaires</w:t>
             </w:r>
           </w:p>
         </w:tc>
@@ -4535,7 +5795,7 @@
                 <w:i w:val="0"/>
                 <w:sz w:val="17"/>
               </w:rPr>
-              <w:t>Prière de corriger ou de confirmer avec le QG.</w:t>
+              <w:t>Attention ! La dépense du ménage de OUSMANE TOURE (4000 Fcfa) au cours de 6 derniers mois de Frais de confection et de réparation de vêtements femme: robe, pantalon, jupe, ensemble, réparation, location, etc.</w:t>
             </w:r>
           </w:p>
         </w:tc>
@@ -4568,7 +5828,7 @@
                 <w:i w:val="0"/>
                 <w:sz w:val="16"/>
               </w:rPr>
-              <w:t>S07</w:t>
+              <w:t>S09</w:t>
               <w:br/>
             </w:r>
             <w:r>
@@ -4578,7 +5838,7 @@
                 <w:color w:val="64748B"/>
                 <w:sz w:val="14"/>
               </w:rPr>
-              <w:t>Consommation alimentaire</w:t>
+              <w:t>Dépenses non alimentaires</w:t>
             </w:r>
           </w:p>
         </w:tc>
@@ -4625,7 +5885,7 @@
                 <w:i w:val="0"/>
                 <w:sz w:val="17"/>
               </w:rPr>
-              <w:t>Attention ! Le prix unitaire d'achat (500 Fcfa) de Lait en poudre en Sachets (Petit) est relativement élevé par rapport aux autres prix observés dans cette zone.</w:t>
+              <w:t>est relativement élevé.</w:t>
             </w:r>
           </w:p>
         </w:tc>
@@ -4715,7 +5975,7 @@
                 <w:i w:val="0"/>
                 <w:sz w:val="17"/>
               </w:rPr>
-              <w:t>Attention ! La dépense du ménage de OUSMANE TOURE (2000 Fcfa) au cours de 7 derniers jours de Cigarettes, Tabac est relativement élevé.</w:t>
+              <w:t>Attention ! La dépense du ménage de OUSMANE TOURE (5000 Fcfa) au cours de 6 derniers mois de Frais de confection et de réparation de vêtements enfants est relativement élevé.</w:t>
             </w:r>
           </w:p>
         </w:tc>
@@ -4774,7 +6034,7 @@
                 <w:color w:val="16A34A"/>
                 <w:sz w:val="16"/>
               </w:rPr>
-              <w:t>—</w:t>
+              <w:t>s01q23, s01q00b, s01q23_autre</w:t>
             </w:r>
           </w:p>
         </w:tc>
@@ -4805,7 +6065,7 @@
                 <w:i w:val="0"/>
                 <w:sz w:val="17"/>
               </w:rPr>
-              <w:t>Prière de corriger ou de confirmer avec le QG.</w:t>
+              <w:t>La dernière fois que vous avez acheté Main-d'oeuvre pour la construction et les grosses réparation de logement (maçonnerie, toiture et charpente, électricité, plomberie, menuiserie, peinture et revêtement du sol), etc est client et semble exister dans les modalités, prière de prendre attache avec le QG pour plus d'explication afin de la classer bien.</w:t>
             </w:r>
           </w:p>
         </w:tc>
@@ -4895,7 +6155,7 @@
                 <w:i w:val="0"/>
                 <w:sz w:val="17"/>
               </w:rPr>
-              <w:t>Attention ! La dépense du ménage de OUSMANE TOURE (2000 Fcfa) au cours de 7 derniers jours de Transport urbain en taxi est relativement élevé.</w:t>
+              <w:t>Attention ! La dépense du ménage de OUSMANE TOURE (1000 Fcfa) au cours de 12 derniers mois de Main-d'oeuvre pour la construction et les grosses réparation de logement (maçonnerie, toiture et charpente, électricité, plomberie, menuiserie, peinture et revêtement du sol), etc est relativement élevé.</w:t>
             </w:r>
           </w:p>
         </w:tc>
@@ -4954,7 +6214,7 @@
                 <w:color w:val="16A34A"/>
                 <w:sz w:val="16"/>
               </w:rPr>
-              <w:t>s01q23, s01q00b, s01q23_autre</w:t>
+              <w:t>—</w:t>
             </w:r>
           </w:p>
         </w:tc>
@@ -4985,7 +6245,7 @@
                 <w:i w:val="0"/>
                 <w:sz w:val="17"/>
               </w:rPr>
-              <w:t>La dernière fois que vous avez acheté Bois de chauffe ramassé/coupé (estimer la valeur) est ramasser dans la foret et semble exister dans les modalités, prière de prendre attache avec le QG pour plus d'explication afin de la classer bien.</w:t>
+              <w:t>Prière de corriger ou de confirmer avec le QG.</w:t>
             </w:r>
           </w:p>
         </w:tc>
@@ -5075,7 +6335,7 @@
                 <w:i w:val="0"/>
                 <w:sz w:val="17"/>
               </w:rPr>
-              <w:t>La dernière fois que vous avez acheté Frais de ramassage des ordures ménagères est charetier et semble exister dans les modalités, prière de prendre attache avec le QG pour plus d'explication afin de la classer bien.</w:t>
+              <w:t>La dernière fois que vous avez acheté Matériaux de maçonnerie pour la construction ou les grosses réparations de logement: ciment, briques, fer à béton, sable, gravier, parpaings, etc est client et semble exister dans les modalités, prière de prendre attache avec le QG pour plus d'explication afin de la classer bien.</w:t>
             </w:r>
           </w:p>
         </w:tc>
@@ -5165,7 +6425,7 @@
                 <w:i w:val="0"/>
                 <w:sz w:val="17"/>
               </w:rPr>
-              <w:t>Attention ! La dépense du ménage de OUSMANE TOURE (500 Fcfa) au cours de 30 derniers jours de Insecticide, tortillon anti-moustique est relativement élevé.</w:t>
+              <w:t>Attention ! La dépense du ménage de OUSMANE TOURE (3000 Fcfa) au cours de 12 derniers mois de Matériel pour l'entretien et les petites réparations du logement (remplacement d'une tôle, d'une vitre, etc.</w:t>
             </w:r>
           </w:p>
         </w:tc>
@@ -5255,7 +6515,7 @@
                 <w:i w:val="0"/>
                 <w:sz w:val="17"/>
               </w:rPr>
-              <w:t>Prière de corriger ou de confirmer avec le QG.</w:t>
+              <w:t>) est relativement élevé.</w:t>
             </w:r>
           </w:p>
         </w:tc>
@@ -5345,7 +6605,7 @@
                 <w:i w:val="0"/>
                 <w:sz w:val="17"/>
               </w:rPr>
-              <w:t>Attention ! La dépense du ménage de OUSMANE TOURE (600 Fcfa) au cours de 30 derniers jours de Piles électriques, est relativement élevé.</w:t>
+              <w:t>Attention ! La dépense du ménage de OUSMANE TOURE (3000 Fcfa) au cours de 12 derniers mois de Ustensiles de cuisine: casserole, marmite, tamis local, réparation d'ustensiles de cuisine, etc est relativement élevé.</w:t>
             </w:r>
           </w:p>
         </w:tc>
@@ -5435,7 +6695,7 @@
                 <w:i w:val="0"/>
                 <w:sz w:val="17"/>
               </w:rPr>
-              <w:t>Attention ! La dépense du ménage de OUSMANE TOURE (250 Fcfa) au cours de 3 derniers mois de Frais d'entretien et de réparation de chaussures: cirage, ressemelage, etc est relativement élevé.</w:t>
+              <w:t>Attention ! La dépense du ménage de OUSMANE TOURE (6000 Fcfa) au cours de 12 derniers mois de Achat d'un appareil électro-ménager: frigo, climatiseurs, réchaud, four, cuisinière, lave-linge, chauffe-eau, fer à repasser, etc est relativement élevé.</w:t>
             </w:r>
           </w:p>
         </w:tc>
@@ -5525,7 +6785,7 @@
                 <w:i w:val="0"/>
                 <w:sz w:val="17"/>
               </w:rPr>
-              <w:t>Prière de corriger ou de confirmer avec le QG.</w:t>
+              <w:t>Attention ! La dépense du ménage de OUSMANE TOURE (6000 Fcfa) au cours de 12 derniers mois de Autres ustensiles de ménage: seau, bouilloire, biberon, poubelle, tasses, cafétière non électrique, théière, calebasse, louche, jarre, canari, mortier, pilon, etc est relativement élevé.</w:t>
             </w:r>
           </w:p>
         </w:tc>
@@ -5584,7 +6844,7 @@
                 <w:color w:val="16A34A"/>
                 <w:sz w:val="16"/>
               </w:rPr>
-              <w:t>s01q23, s01q00b, s01q23_autre</w:t>
+              <w:t>—</w:t>
             </w:r>
           </w:p>
         </w:tc>
@@ -5615,7 +6875,7 @@
                 <w:i w:val="0"/>
                 <w:sz w:val="17"/>
               </w:rPr>
-              <w:t>La dernière fois que vous avez acheté Droit d'entrée (achat d'un ticket) à des manifestations sportives est au stade et semble exister dans les modalités, prière de prendre attache avec le QG pour plus d'explication afin de la classer bien.</w:t>
+              <w:t>Attention ! La dépense du ménage de OUSMANE TOURE (6000 Fcfa) au cours de 12 derniers mois de Linge de maison et articles associés (serviettes de bain, drap, couverture, couvre-lit, oreillers, moustiquaire, nattes, tapis, rideaux, éventail, etc.</w:t>
             </w:r>
           </w:p>
         </w:tc>
@@ -5705,7 +6965,7 @@
                 <w:i w:val="0"/>
                 <w:sz w:val="17"/>
               </w:rPr>
-              <w:t>Attention ! La dépense du ménage de OUSMANE TOURE (800 Fcfa) au cours de 6 derniers mois de Droit d'entrée (achat d'un ticket) à des manifestations sportives est relativement élevé.</w:t>
+              <w:t>Attention ! La dépense du ménage de OUSMANE TOURE (7500 Fcfa) au cours de 12 derniers mois de Outillage de maison: outils de bricolage (marteau, tournevis, etc.); outil de jardinage (pelle, râteau, brouette, etc.); est relativement élevé.</w:t>
             </w:r>
           </w:p>
         </w:tc>
@@ -5738,7 +6998,7 @@
                 <w:i w:val="0"/>
                 <w:sz w:val="16"/>
               </w:rPr>
-              <w:t>S09</w:t>
+              <w:t>S10</w:t>
               <w:br/>
             </w:r>
             <w:r>
@@ -5748,7 +7008,7 @@
                 <w:color w:val="64748B"/>
                 <w:sz w:val="14"/>
               </w:rPr>
-              <w:t>Dépenses non alimentaires</w:t>
+              <w:t>Logement</w:t>
             </w:r>
           </w:p>
         </w:tc>
@@ -5764,7 +7024,7 @@
                 <w:color w:val="16A34A"/>
                 <w:sz w:val="16"/>
               </w:rPr>
-              <w:t>—</w:t>
+              <w:t>s10q48, s10q49</w:t>
             </w:r>
           </w:p>
         </w:tc>
@@ -5795,7 +7055,7 @@
                 <w:i w:val="0"/>
                 <w:sz w:val="17"/>
               </w:rPr>
-              <w:t>Prière de corriger ou de confirmer avec le QG.</w:t>
+              <w:t>L'entreprise transformation des arbres en planche dit avoir réçu une somme sur la vente de ces produits transformés (s10q48 est differnt de 0) mais n'a depensé aucune somme sur l'achat des matières premières (s10q49==0), prière de fournir de l'effort pour estimer le montant obtenu en achat de matières premières.</w:t>
             </w:r>
           </w:p>
         </w:tc>
@@ -5828,7 +7088,7 @@
                 <w:i w:val="0"/>
                 <w:sz w:val="16"/>
               </w:rPr>
-              <w:t>S09</w:t>
+              <w:t>S10</w:t>
               <w:br/>
             </w:r>
             <w:r>
@@ -5838,7 +7098,7 @@
                 <w:color w:val="64748B"/>
                 <w:sz w:val="14"/>
               </w:rPr>
-              <w:t>Dépenses non alimentaires</w:t>
+              <w:t>Logement</w:t>
             </w:r>
           </w:p>
         </w:tc>
@@ -5854,7 +7114,7 @@
                 <w:color w:val="16A34A"/>
                 <w:sz w:val="16"/>
               </w:rPr>
-              <w:t>—</w:t>
+              <w:t>s01q23, s01q00b, s01q23_autre</w:t>
             </w:r>
           </w:p>
         </w:tc>
@@ -5885,7 +7145,7 @@
                 <w:i w:val="0"/>
                 <w:sz w:val="17"/>
               </w:rPr>
-              <w:t>Attention ! La dépense du ménage de OUSMANE TOURE (2000 Fcfa) au cours de 6 derniers mois de Ampoules électriques pour le logement est relativement élevé.</w:t>
+              <w:t>type de local l'activité s'exerce transformation des arbres en planche est dans la foret et semble exister dans les modalités, prière de prendre attache avec le QG pour plus d'explication afin de la classer bien.</w:t>
             </w:r>
           </w:p>
         </w:tc>
@@ -5918,7 +7178,7 @@
                 <w:i w:val="0"/>
                 <w:sz w:val="16"/>
               </w:rPr>
-              <w:t>S09</w:t>
+              <w:t>S11</w:t>
               <w:br/>
             </w:r>
             <w:r>
@@ -5928,7 +7188,7 @@
                 <w:color w:val="64748B"/>
                 <w:sz w:val="14"/>
               </w:rPr>
-              <w:t>Dépenses non alimentaires</w:t>
+              <w:t>Logement / cadre de vie</w:t>
             </w:r>
           </w:p>
         </w:tc>
@@ -5944,7 +7204,7 @@
                 <w:color w:val="16A34A"/>
                 <w:sz w:val="16"/>
               </w:rPr>
-              <w:t>—</w:t>
+              <w:t>s01q23, s01q00b, s01q23_autre</w:t>
             </w:r>
           </w:p>
         </w:tc>
@@ -5975,1537 +7235,7 @@
                 <w:i w:val="0"/>
                 <w:sz w:val="17"/>
               </w:rPr>
-              <w:t>Attention ! La dépense du ménage de OUSMANE TOURE (4000 Fcfa) au cours de 6 derniers mois de Frais de confection et de réparation de vêtements femme: robe, pantalon, jupe, ensemble, réparation, location, etc.</w:t>
-            </w:r>
-          </w:p>
-        </w:tc>
-      </w:tr>
-      <w:tr>
-        <w:tc>
-          <w:tcPr>
-            <w:tcW w:type="dxa" w:w="964"/>
-          </w:tcPr>
-          <w:p>
-            <w:r>
-              <w:rPr>
-                <w:b/>
-                <w:i w:val="0"/>
-                <w:color w:val="EA580C"/>
-                <w:sz w:val="16"/>
-              </w:rPr>
-              <w:t>Moyenne</w:t>
-            </w:r>
-          </w:p>
-        </w:tc>
-        <w:tc>
-          <w:tcPr>
-            <w:tcW w:type="dxa" w:w="1247"/>
-          </w:tcPr>
-          <w:p>
-            <w:r>
-              <w:rPr>
-                <w:b/>
-                <w:i w:val="0"/>
-                <w:sz w:val="16"/>
-              </w:rPr>
-              <w:t>S09</w:t>
-              <w:br/>
-            </w:r>
-            <w:r>
-              <w:rPr>
-                <w:b w:val="0"/>
-                <w:i w:val="0"/>
-                <w:color w:val="64748B"/>
-                <w:sz w:val="14"/>
-              </w:rPr>
-              <w:t>Dépenses non alimentaires</w:t>
-            </w:r>
-          </w:p>
-        </w:tc>
-        <w:tc>
-          <w:tcPr>
-            <w:tcW w:type="dxa" w:w="1531"/>
-          </w:tcPr>
-          <w:p>
-            <w:r>
-              <w:rPr>
-                <w:b/>
-                <w:i w:val="0"/>
-                <w:color w:val="16A34A"/>
-                <w:sz w:val="16"/>
-              </w:rPr>
-              <w:t>—</w:t>
-            </w:r>
-          </w:p>
-        </w:tc>
-        <w:tc>
-          <w:tcPr>
-            <w:tcW w:type="dxa" w:w="1191"/>
-          </w:tcPr>
-          <w:p>
-            <w:r>
-              <w:rPr>
-                <w:b w:val="0"/>
-                <w:i w:val="0"/>
-                <w:color w:val="64748B"/>
-                <w:sz w:val="16"/>
-              </w:rPr>
-              <w:t>GT-CQ</w:t>
-            </w:r>
-          </w:p>
-        </w:tc>
-        <w:tc>
-          <w:tcPr>
-            <w:tcW w:type="dxa" w:w="4706"/>
-          </w:tcPr>
-          <w:p>
-            <w:r>
-              <w:rPr>
-                <w:b w:val="0"/>
-                <w:i w:val="0"/>
-                <w:sz w:val="17"/>
-              </w:rPr>
-              <w:t>est relativement élevé.</w:t>
-            </w:r>
-          </w:p>
-        </w:tc>
-      </w:tr>
-      <w:tr>
-        <w:tc>
-          <w:tcPr>
-            <w:tcW w:type="dxa" w:w="964"/>
-          </w:tcPr>
-          <w:p>
-            <w:r>
-              <w:rPr>
-                <w:b/>
-                <w:i w:val="0"/>
-                <w:color w:val="EA580C"/>
-                <w:sz w:val="16"/>
-              </w:rPr>
-              <w:t>Moyenne</w:t>
-            </w:r>
-          </w:p>
-        </w:tc>
-        <w:tc>
-          <w:tcPr>
-            <w:tcW w:type="dxa" w:w="1247"/>
-          </w:tcPr>
-          <w:p>
-            <w:r>
-              <w:rPr>
-                <w:b/>
-                <w:i w:val="0"/>
-                <w:sz w:val="16"/>
-              </w:rPr>
-              <w:t>S09</w:t>
-              <w:br/>
-            </w:r>
-            <w:r>
-              <w:rPr>
-                <w:b w:val="0"/>
-                <w:i w:val="0"/>
-                <w:color w:val="64748B"/>
-                <w:sz w:val="14"/>
-              </w:rPr>
-              <w:t>Dépenses non alimentaires</w:t>
-            </w:r>
-          </w:p>
-        </w:tc>
-        <w:tc>
-          <w:tcPr>
-            <w:tcW w:type="dxa" w:w="1531"/>
-          </w:tcPr>
-          <w:p>
-            <w:r>
-              <w:rPr>
-                <w:b/>
-                <w:i w:val="0"/>
-                <w:color w:val="16A34A"/>
-                <w:sz w:val="16"/>
-              </w:rPr>
-              <w:t>—</w:t>
-            </w:r>
-          </w:p>
-        </w:tc>
-        <w:tc>
-          <w:tcPr>
-            <w:tcW w:type="dxa" w:w="1191"/>
-          </w:tcPr>
-          <w:p>
-            <w:r>
-              <w:rPr>
-                <w:b w:val="0"/>
-                <w:i w:val="0"/>
-                <w:color w:val="64748B"/>
-                <w:sz w:val="16"/>
-              </w:rPr>
-              <w:t>GT-CQ</w:t>
-            </w:r>
-          </w:p>
-        </w:tc>
-        <w:tc>
-          <w:tcPr>
-            <w:tcW w:type="dxa" w:w="4706"/>
-          </w:tcPr>
-          <w:p>
-            <w:r>
-              <w:rPr>
-                <w:b w:val="0"/>
-                <w:i w:val="0"/>
-                <w:sz w:val="17"/>
-              </w:rPr>
-              <w:t>Attention ! La dépense du ménage de OUSMANE TOURE (5000 Fcfa) au cours de 6 derniers mois de Frais de confection et de réparation de vêtements enfants est relativement élevé.</w:t>
-            </w:r>
-          </w:p>
-        </w:tc>
-      </w:tr>
-      <w:tr>
-        <w:tc>
-          <w:tcPr>
-            <w:tcW w:type="dxa" w:w="964"/>
-          </w:tcPr>
-          <w:p>
-            <w:r>
-              <w:rPr>
-                <w:b/>
-                <w:i w:val="0"/>
-                <w:color w:val="EA580C"/>
-                <w:sz w:val="16"/>
-              </w:rPr>
-              <w:t>Moyenne</w:t>
-            </w:r>
-          </w:p>
-        </w:tc>
-        <w:tc>
-          <w:tcPr>
-            <w:tcW w:type="dxa" w:w="1247"/>
-          </w:tcPr>
-          <w:p>
-            <w:r>
-              <w:rPr>
-                <w:b/>
-                <w:i w:val="0"/>
-                <w:sz w:val="16"/>
-              </w:rPr>
-              <w:t>S09</w:t>
-              <w:br/>
-            </w:r>
-            <w:r>
-              <w:rPr>
-                <w:b w:val="0"/>
-                <w:i w:val="0"/>
-                <w:color w:val="64748B"/>
-                <w:sz w:val="14"/>
-              </w:rPr>
-              <w:t>Dépenses non alimentaires</w:t>
-            </w:r>
-          </w:p>
-        </w:tc>
-        <w:tc>
-          <w:tcPr>
-            <w:tcW w:type="dxa" w:w="1531"/>
-          </w:tcPr>
-          <w:p>
-            <w:r>
-              <w:rPr>
-                <w:b/>
-                <w:i w:val="0"/>
-                <w:color w:val="16A34A"/>
-                <w:sz w:val="16"/>
-              </w:rPr>
-              <w:t>s01q23, s01q00b, s01q23_autre</w:t>
-            </w:r>
-          </w:p>
-        </w:tc>
-        <w:tc>
-          <w:tcPr>
-            <w:tcW w:type="dxa" w:w="1191"/>
-          </w:tcPr>
-          <w:p>
-            <w:r>
-              <w:rPr>
-                <w:b w:val="0"/>
-                <w:i w:val="0"/>
-                <w:color w:val="64748B"/>
-                <w:sz w:val="16"/>
-              </w:rPr>
-              <w:t>GT-CQ</w:t>
-            </w:r>
-          </w:p>
-        </w:tc>
-        <w:tc>
-          <w:tcPr>
-            <w:tcW w:type="dxa" w:w="4706"/>
-          </w:tcPr>
-          <w:p>
-            <w:r>
-              <w:rPr>
-                <w:b w:val="0"/>
-                <w:i w:val="0"/>
-                <w:sz w:val="17"/>
-              </w:rPr>
-              <w:t>La dernière fois que vous avez acheté Main-d'oeuvre pour la construction et les grosses réparation de logement (maçonnerie, toiture et charpente, électricité, plomberie, menuiserie, peinture et revêtement du sol), etc est client et semble exister dans les modalités, prière de prendre attache avec le QG pour plus d'explication afin de la classer bien.</w:t>
-            </w:r>
-          </w:p>
-        </w:tc>
-      </w:tr>
-      <w:tr>
-        <w:tc>
-          <w:tcPr>
-            <w:tcW w:type="dxa" w:w="964"/>
-          </w:tcPr>
-          <w:p>
-            <w:r>
-              <w:rPr>
-                <w:b/>
-                <w:i w:val="0"/>
-                <w:color w:val="EA580C"/>
-                <w:sz w:val="16"/>
-              </w:rPr>
-              <w:t>Moyenne</w:t>
-            </w:r>
-          </w:p>
-        </w:tc>
-        <w:tc>
-          <w:tcPr>
-            <w:tcW w:type="dxa" w:w="1247"/>
-          </w:tcPr>
-          <w:p>
-            <w:r>
-              <w:rPr>
-                <w:b/>
-                <w:i w:val="0"/>
-                <w:sz w:val="16"/>
-              </w:rPr>
-              <w:t>S09</w:t>
-              <w:br/>
-            </w:r>
-            <w:r>
-              <w:rPr>
-                <w:b w:val="0"/>
-                <w:i w:val="0"/>
-                <w:color w:val="64748B"/>
-                <w:sz w:val="14"/>
-              </w:rPr>
-              <w:t>Dépenses non alimentaires</w:t>
-            </w:r>
-          </w:p>
-        </w:tc>
-        <w:tc>
-          <w:tcPr>
-            <w:tcW w:type="dxa" w:w="1531"/>
-          </w:tcPr>
-          <w:p>
-            <w:r>
-              <w:rPr>
-                <w:b/>
-                <w:i w:val="0"/>
-                <w:color w:val="16A34A"/>
-                <w:sz w:val="16"/>
-              </w:rPr>
-              <w:t>—</w:t>
-            </w:r>
-          </w:p>
-        </w:tc>
-        <w:tc>
-          <w:tcPr>
-            <w:tcW w:type="dxa" w:w="1191"/>
-          </w:tcPr>
-          <w:p>
-            <w:r>
-              <w:rPr>
-                <w:b w:val="0"/>
-                <w:i w:val="0"/>
-                <w:color w:val="64748B"/>
-                <w:sz w:val="16"/>
-              </w:rPr>
-              <w:t>GT-CQ</w:t>
-            </w:r>
-          </w:p>
-        </w:tc>
-        <w:tc>
-          <w:tcPr>
-            <w:tcW w:type="dxa" w:w="4706"/>
-          </w:tcPr>
-          <w:p>
-            <w:r>
-              <w:rPr>
-                <w:b w:val="0"/>
-                <w:i w:val="0"/>
-                <w:sz w:val="17"/>
-              </w:rPr>
-              <w:t>Attention ! La dépense du ménage de OUSMANE TOURE (1000 Fcfa) au cours de 12 derniers mois de Main-d'oeuvre pour la construction et les grosses réparation de logement (maçonnerie, toiture et charpente, électricité, plomberie, menuiserie, peinture et revêtement du sol), etc est relativement élevé.</w:t>
-            </w:r>
-          </w:p>
-        </w:tc>
-      </w:tr>
-      <w:tr>
-        <w:tc>
-          <w:tcPr>
-            <w:tcW w:type="dxa" w:w="964"/>
-          </w:tcPr>
-          <w:p>
-            <w:r>
-              <w:rPr>
-                <w:b/>
-                <w:i w:val="0"/>
-                <w:color w:val="EA580C"/>
-                <w:sz w:val="16"/>
-              </w:rPr>
-              <w:t>Moyenne</w:t>
-            </w:r>
-          </w:p>
-        </w:tc>
-        <w:tc>
-          <w:tcPr>
-            <w:tcW w:type="dxa" w:w="1247"/>
-          </w:tcPr>
-          <w:p>
-            <w:r>
-              <w:rPr>
-                <w:b/>
-                <w:i w:val="0"/>
-                <w:sz w:val="16"/>
-              </w:rPr>
-              <w:t>S09</w:t>
-              <w:br/>
-            </w:r>
-            <w:r>
-              <w:rPr>
-                <w:b w:val="0"/>
-                <w:i w:val="0"/>
-                <w:color w:val="64748B"/>
-                <w:sz w:val="14"/>
-              </w:rPr>
-              <w:t>Dépenses non alimentaires</w:t>
-            </w:r>
-          </w:p>
-        </w:tc>
-        <w:tc>
-          <w:tcPr>
-            <w:tcW w:type="dxa" w:w="1531"/>
-          </w:tcPr>
-          <w:p>
-            <w:r>
-              <w:rPr>
-                <w:b/>
-                <w:i w:val="0"/>
-                <w:color w:val="16A34A"/>
-                <w:sz w:val="16"/>
-              </w:rPr>
-              <w:t>—</w:t>
-            </w:r>
-          </w:p>
-        </w:tc>
-        <w:tc>
-          <w:tcPr>
-            <w:tcW w:type="dxa" w:w="1191"/>
-          </w:tcPr>
-          <w:p>
-            <w:r>
-              <w:rPr>
-                <w:b w:val="0"/>
-                <w:i w:val="0"/>
-                <w:color w:val="64748B"/>
-                <w:sz w:val="16"/>
-              </w:rPr>
-              <w:t>GT-CQ</w:t>
-            </w:r>
-          </w:p>
-        </w:tc>
-        <w:tc>
-          <w:tcPr>
-            <w:tcW w:type="dxa" w:w="4706"/>
-          </w:tcPr>
-          <w:p>
-            <w:r>
-              <w:rPr>
-                <w:b w:val="0"/>
-                <w:i w:val="0"/>
-                <w:sz w:val="17"/>
-              </w:rPr>
-              <w:t>Prière de corriger ou de confirmer avec le QG.</w:t>
-            </w:r>
-          </w:p>
-        </w:tc>
-      </w:tr>
-      <w:tr>
-        <w:tc>
-          <w:tcPr>
-            <w:tcW w:type="dxa" w:w="964"/>
-          </w:tcPr>
-          <w:p>
-            <w:r>
-              <w:rPr>
-                <w:b/>
-                <w:i w:val="0"/>
-                <w:color w:val="EA580C"/>
-                <w:sz w:val="16"/>
-              </w:rPr>
-              <w:t>Moyenne</w:t>
-            </w:r>
-          </w:p>
-        </w:tc>
-        <w:tc>
-          <w:tcPr>
-            <w:tcW w:type="dxa" w:w="1247"/>
-          </w:tcPr>
-          <w:p>
-            <w:r>
-              <w:rPr>
-                <w:b/>
-                <w:i w:val="0"/>
-                <w:sz w:val="16"/>
-              </w:rPr>
-              <w:t>S09</w:t>
-              <w:br/>
-            </w:r>
-            <w:r>
-              <w:rPr>
-                <w:b w:val="0"/>
-                <w:i w:val="0"/>
-                <w:color w:val="64748B"/>
-                <w:sz w:val="14"/>
-              </w:rPr>
-              <w:t>Dépenses non alimentaires</w:t>
-            </w:r>
-          </w:p>
-        </w:tc>
-        <w:tc>
-          <w:tcPr>
-            <w:tcW w:type="dxa" w:w="1531"/>
-          </w:tcPr>
-          <w:p>
-            <w:r>
-              <w:rPr>
-                <w:b/>
-                <w:i w:val="0"/>
-                <w:color w:val="16A34A"/>
-                <w:sz w:val="16"/>
-              </w:rPr>
-              <w:t>s01q23, s01q00b, s01q23_autre</w:t>
-            </w:r>
-          </w:p>
-        </w:tc>
-        <w:tc>
-          <w:tcPr>
-            <w:tcW w:type="dxa" w:w="1191"/>
-          </w:tcPr>
-          <w:p>
-            <w:r>
-              <w:rPr>
-                <w:b w:val="0"/>
-                <w:i w:val="0"/>
-                <w:color w:val="64748B"/>
-                <w:sz w:val="16"/>
-              </w:rPr>
-              <w:t>GT-CQ</w:t>
-            </w:r>
-          </w:p>
-        </w:tc>
-        <w:tc>
-          <w:tcPr>
-            <w:tcW w:type="dxa" w:w="4706"/>
-          </w:tcPr>
-          <w:p>
-            <w:r>
-              <w:rPr>
-                <w:b w:val="0"/>
-                <w:i w:val="0"/>
-                <w:sz w:val="17"/>
-              </w:rPr>
-              <w:t>La dernière fois que vous avez acheté Matériaux de maçonnerie pour la construction ou les grosses réparations de logement: ciment, briques, fer à béton, sable, gravier, parpaings, etc est client et semble exister dans les modalités, prière de prendre attache avec le QG pour plus d'explication afin de la classer bien.</w:t>
-            </w:r>
-          </w:p>
-        </w:tc>
-      </w:tr>
-      <w:tr>
-        <w:tc>
-          <w:tcPr>
-            <w:tcW w:type="dxa" w:w="964"/>
-          </w:tcPr>
-          <w:p>
-            <w:r>
-              <w:rPr>
-                <w:b/>
-                <w:i w:val="0"/>
-                <w:color w:val="EA580C"/>
-                <w:sz w:val="16"/>
-              </w:rPr>
-              <w:t>Moyenne</w:t>
-            </w:r>
-          </w:p>
-        </w:tc>
-        <w:tc>
-          <w:tcPr>
-            <w:tcW w:type="dxa" w:w="1247"/>
-          </w:tcPr>
-          <w:p>
-            <w:r>
-              <w:rPr>
-                <w:b/>
-                <w:i w:val="0"/>
-                <w:sz w:val="16"/>
-              </w:rPr>
-              <w:t>S09</w:t>
-              <w:br/>
-            </w:r>
-            <w:r>
-              <w:rPr>
-                <w:b w:val="0"/>
-                <w:i w:val="0"/>
-                <w:color w:val="64748B"/>
-                <w:sz w:val="14"/>
-              </w:rPr>
-              <w:t>Dépenses non alimentaires</w:t>
-            </w:r>
-          </w:p>
-        </w:tc>
-        <w:tc>
-          <w:tcPr>
-            <w:tcW w:type="dxa" w:w="1531"/>
-          </w:tcPr>
-          <w:p>
-            <w:r>
-              <w:rPr>
-                <w:b/>
-                <w:i w:val="0"/>
-                <w:color w:val="16A34A"/>
-                <w:sz w:val="16"/>
-              </w:rPr>
-              <w:t>—</w:t>
-            </w:r>
-          </w:p>
-        </w:tc>
-        <w:tc>
-          <w:tcPr>
-            <w:tcW w:type="dxa" w:w="1191"/>
-          </w:tcPr>
-          <w:p>
-            <w:r>
-              <w:rPr>
-                <w:b w:val="0"/>
-                <w:i w:val="0"/>
-                <w:color w:val="64748B"/>
-                <w:sz w:val="16"/>
-              </w:rPr>
-              <w:t>GT-CQ</w:t>
-            </w:r>
-          </w:p>
-        </w:tc>
-        <w:tc>
-          <w:tcPr>
-            <w:tcW w:type="dxa" w:w="4706"/>
-          </w:tcPr>
-          <w:p>
-            <w:r>
-              <w:rPr>
-                <w:b w:val="0"/>
-                <w:i w:val="0"/>
-                <w:sz w:val="17"/>
-              </w:rPr>
-              <w:t>Attention ! La dépense du ménage de OUSMANE TOURE (3000 Fcfa) au cours de 12 derniers mois de Matériel pour l'entretien et les petites réparations du logement (remplacement d'une tôle, d'une vitre, etc.</w:t>
-            </w:r>
-          </w:p>
-        </w:tc>
-      </w:tr>
-      <w:tr>
-        <w:tc>
-          <w:tcPr>
-            <w:tcW w:type="dxa" w:w="964"/>
-          </w:tcPr>
-          <w:p>
-            <w:r>
-              <w:rPr>
-                <w:b/>
-                <w:i w:val="0"/>
-                <w:color w:val="EA580C"/>
-                <w:sz w:val="16"/>
-              </w:rPr>
-              <w:t>Moyenne</w:t>
-            </w:r>
-          </w:p>
-        </w:tc>
-        <w:tc>
-          <w:tcPr>
-            <w:tcW w:type="dxa" w:w="1247"/>
-          </w:tcPr>
-          <w:p>
-            <w:r>
-              <w:rPr>
-                <w:b/>
-                <w:i w:val="0"/>
-                <w:sz w:val="16"/>
-              </w:rPr>
-              <w:t>S09</w:t>
-              <w:br/>
-            </w:r>
-            <w:r>
-              <w:rPr>
-                <w:b w:val="0"/>
-                <w:i w:val="0"/>
-                <w:color w:val="64748B"/>
-                <w:sz w:val="14"/>
-              </w:rPr>
-              <w:t>Dépenses non alimentaires</w:t>
-            </w:r>
-          </w:p>
-        </w:tc>
-        <w:tc>
-          <w:tcPr>
-            <w:tcW w:type="dxa" w:w="1531"/>
-          </w:tcPr>
-          <w:p>
-            <w:r>
-              <w:rPr>
-                <w:b/>
-                <w:i w:val="0"/>
-                <w:color w:val="16A34A"/>
-                <w:sz w:val="16"/>
-              </w:rPr>
-              <w:t>—</w:t>
-            </w:r>
-          </w:p>
-        </w:tc>
-        <w:tc>
-          <w:tcPr>
-            <w:tcW w:type="dxa" w:w="1191"/>
-          </w:tcPr>
-          <w:p>
-            <w:r>
-              <w:rPr>
-                <w:b w:val="0"/>
-                <w:i w:val="0"/>
-                <w:color w:val="64748B"/>
-                <w:sz w:val="16"/>
-              </w:rPr>
-              <w:t>GT-CQ</w:t>
-            </w:r>
-          </w:p>
-        </w:tc>
-        <w:tc>
-          <w:tcPr>
-            <w:tcW w:type="dxa" w:w="4706"/>
-          </w:tcPr>
-          <w:p>
-            <w:r>
-              <w:rPr>
-                <w:b w:val="0"/>
-                <w:i w:val="0"/>
-                <w:sz w:val="17"/>
-              </w:rPr>
-              <w:t>) est relativement élevé.</w:t>
-            </w:r>
-          </w:p>
-        </w:tc>
-      </w:tr>
-      <w:tr>
-        <w:tc>
-          <w:tcPr>
-            <w:tcW w:type="dxa" w:w="964"/>
-          </w:tcPr>
-          <w:p>
-            <w:r>
-              <w:rPr>
-                <w:b/>
-                <w:i w:val="0"/>
-                <w:color w:val="EA580C"/>
-                <w:sz w:val="16"/>
-              </w:rPr>
-              <w:t>Moyenne</w:t>
-            </w:r>
-          </w:p>
-        </w:tc>
-        <w:tc>
-          <w:tcPr>
-            <w:tcW w:type="dxa" w:w="1247"/>
-          </w:tcPr>
-          <w:p>
-            <w:r>
-              <w:rPr>
-                <w:b/>
-                <w:i w:val="0"/>
-                <w:sz w:val="16"/>
-              </w:rPr>
-              <w:t>S09</w:t>
-              <w:br/>
-            </w:r>
-            <w:r>
-              <w:rPr>
-                <w:b w:val="0"/>
-                <w:i w:val="0"/>
-                <w:color w:val="64748B"/>
-                <w:sz w:val="14"/>
-              </w:rPr>
-              <w:t>Dépenses non alimentaires</w:t>
-            </w:r>
-          </w:p>
-        </w:tc>
-        <w:tc>
-          <w:tcPr>
-            <w:tcW w:type="dxa" w:w="1531"/>
-          </w:tcPr>
-          <w:p>
-            <w:r>
-              <w:rPr>
-                <w:b/>
-                <w:i w:val="0"/>
-                <w:color w:val="16A34A"/>
-                <w:sz w:val="16"/>
-              </w:rPr>
-              <w:t>—</w:t>
-            </w:r>
-          </w:p>
-        </w:tc>
-        <w:tc>
-          <w:tcPr>
-            <w:tcW w:type="dxa" w:w="1191"/>
-          </w:tcPr>
-          <w:p>
-            <w:r>
-              <w:rPr>
-                <w:b w:val="0"/>
-                <w:i w:val="0"/>
-                <w:color w:val="64748B"/>
-                <w:sz w:val="16"/>
-              </w:rPr>
-              <w:t>GT-CQ</w:t>
-            </w:r>
-          </w:p>
-        </w:tc>
-        <w:tc>
-          <w:tcPr>
-            <w:tcW w:type="dxa" w:w="4706"/>
-          </w:tcPr>
-          <w:p>
-            <w:r>
-              <w:rPr>
-                <w:b w:val="0"/>
-                <w:i w:val="0"/>
-                <w:sz w:val="17"/>
-              </w:rPr>
-              <w:t>Attention ! La dépense du ménage de OUSMANE TOURE (3000 Fcfa) au cours de 12 derniers mois de Ustensiles de cuisine: casserole, marmite, tamis local, réparation d'ustensiles de cuisine, etc est relativement élevé.</w:t>
-            </w:r>
-          </w:p>
-        </w:tc>
-      </w:tr>
-      <w:tr>
-        <w:tc>
-          <w:tcPr>
-            <w:tcW w:type="dxa" w:w="964"/>
-          </w:tcPr>
-          <w:p>
-            <w:r>
-              <w:rPr>
-                <w:b/>
-                <w:i w:val="0"/>
-                <w:color w:val="EA580C"/>
-                <w:sz w:val="16"/>
-              </w:rPr>
-              <w:t>Moyenne</w:t>
-            </w:r>
-          </w:p>
-        </w:tc>
-        <w:tc>
-          <w:tcPr>
-            <w:tcW w:type="dxa" w:w="1247"/>
-          </w:tcPr>
-          <w:p>
-            <w:r>
-              <w:rPr>
-                <w:b/>
-                <w:i w:val="0"/>
-                <w:sz w:val="16"/>
-              </w:rPr>
-              <w:t>S09</w:t>
-              <w:br/>
-            </w:r>
-            <w:r>
-              <w:rPr>
-                <w:b w:val="0"/>
-                <w:i w:val="0"/>
-                <w:color w:val="64748B"/>
-                <w:sz w:val="14"/>
-              </w:rPr>
-              <w:t>Dépenses non alimentaires</w:t>
-            </w:r>
-          </w:p>
-        </w:tc>
-        <w:tc>
-          <w:tcPr>
-            <w:tcW w:type="dxa" w:w="1531"/>
-          </w:tcPr>
-          <w:p>
-            <w:r>
-              <w:rPr>
-                <w:b/>
-                <w:i w:val="0"/>
-                <w:color w:val="16A34A"/>
-                <w:sz w:val="16"/>
-              </w:rPr>
-              <w:t>—</w:t>
-            </w:r>
-          </w:p>
-        </w:tc>
-        <w:tc>
-          <w:tcPr>
-            <w:tcW w:type="dxa" w:w="1191"/>
-          </w:tcPr>
-          <w:p>
-            <w:r>
-              <w:rPr>
-                <w:b w:val="0"/>
-                <w:i w:val="0"/>
-                <w:color w:val="64748B"/>
-                <w:sz w:val="16"/>
-              </w:rPr>
-              <w:t>GT-CQ</w:t>
-            </w:r>
-          </w:p>
-        </w:tc>
-        <w:tc>
-          <w:tcPr>
-            <w:tcW w:type="dxa" w:w="4706"/>
-          </w:tcPr>
-          <w:p>
-            <w:r>
-              <w:rPr>
-                <w:b w:val="0"/>
-                <w:i w:val="0"/>
-                <w:sz w:val="17"/>
-              </w:rPr>
-              <w:t>Attention ! La dépense du ménage de OUSMANE TOURE (6000 Fcfa) au cours de 12 derniers mois de Achat d'un appareil électro-ménager: frigo, climatiseurs, réchaud, four, cuisinière, lave-linge, chauffe-eau, fer à repasser, etc est relativement élevé.</w:t>
-            </w:r>
-          </w:p>
-        </w:tc>
-      </w:tr>
-      <w:tr>
-        <w:tc>
-          <w:tcPr>
-            <w:tcW w:type="dxa" w:w="964"/>
-          </w:tcPr>
-          <w:p>
-            <w:r>
-              <w:rPr>
-                <w:b/>
-                <w:i w:val="0"/>
-                <w:color w:val="EA580C"/>
-                <w:sz w:val="16"/>
-              </w:rPr>
-              <w:t>Moyenne</w:t>
-            </w:r>
-          </w:p>
-        </w:tc>
-        <w:tc>
-          <w:tcPr>
-            <w:tcW w:type="dxa" w:w="1247"/>
-          </w:tcPr>
-          <w:p>
-            <w:r>
-              <w:rPr>
-                <w:b/>
-                <w:i w:val="0"/>
-                <w:sz w:val="16"/>
-              </w:rPr>
-              <w:t>S09</w:t>
-              <w:br/>
-            </w:r>
-            <w:r>
-              <w:rPr>
-                <w:b w:val="0"/>
-                <w:i w:val="0"/>
-                <w:color w:val="64748B"/>
-                <w:sz w:val="14"/>
-              </w:rPr>
-              <w:t>Dépenses non alimentaires</w:t>
-            </w:r>
-          </w:p>
-        </w:tc>
-        <w:tc>
-          <w:tcPr>
-            <w:tcW w:type="dxa" w:w="1531"/>
-          </w:tcPr>
-          <w:p>
-            <w:r>
-              <w:rPr>
-                <w:b/>
-                <w:i w:val="0"/>
-                <w:color w:val="16A34A"/>
-                <w:sz w:val="16"/>
-              </w:rPr>
-              <w:t>—</w:t>
-            </w:r>
-          </w:p>
-        </w:tc>
-        <w:tc>
-          <w:tcPr>
-            <w:tcW w:type="dxa" w:w="1191"/>
-          </w:tcPr>
-          <w:p>
-            <w:r>
-              <w:rPr>
-                <w:b w:val="0"/>
-                <w:i w:val="0"/>
-                <w:color w:val="64748B"/>
-                <w:sz w:val="16"/>
-              </w:rPr>
-              <w:t>GT-CQ</w:t>
-            </w:r>
-          </w:p>
-        </w:tc>
-        <w:tc>
-          <w:tcPr>
-            <w:tcW w:type="dxa" w:w="4706"/>
-          </w:tcPr>
-          <w:p>
-            <w:r>
-              <w:rPr>
-                <w:b w:val="0"/>
-                <w:i w:val="0"/>
-                <w:sz w:val="17"/>
-              </w:rPr>
-              <w:t>Attention ! La dépense du ménage de OUSMANE TOURE (6000 Fcfa) au cours de 12 derniers mois de Autres ustensiles de ménage: seau, bouilloire, biberon, poubelle, tasses, cafétière non électrique, théière, calebasse, louche, jarre, canari, mortier, pilon, etc est relativement élevé.</w:t>
-            </w:r>
-          </w:p>
-        </w:tc>
-      </w:tr>
-      <w:tr>
-        <w:tc>
-          <w:tcPr>
-            <w:tcW w:type="dxa" w:w="964"/>
-          </w:tcPr>
-          <w:p>
-            <w:r>
-              <w:rPr>
-                <w:b/>
-                <w:i w:val="0"/>
-                <w:color w:val="EA580C"/>
-                <w:sz w:val="16"/>
-              </w:rPr>
-              <w:t>Moyenne</w:t>
-            </w:r>
-          </w:p>
-        </w:tc>
-        <w:tc>
-          <w:tcPr>
-            <w:tcW w:type="dxa" w:w="1247"/>
-          </w:tcPr>
-          <w:p>
-            <w:r>
-              <w:rPr>
-                <w:b/>
-                <w:i w:val="0"/>
-                <w:sz w:val="16"/>
-              </w:rPr>
-              <w:t>S09</w:t>
-              <w:br/>
-            </w:r>
-            <w:r>
-              <w:rPr>
-                <w:b w:val="0"/>
-                <w:i w:val="0"/>
-                <w:color w:val="64748B"/>
-                <w:sz w:val="14"/>
-              </w:rPr>
-              <w:t>Dépenses non alimentaires</w:t>
-            </w:r>
-          </w:p>
-        </w:tc>
-        <w:tc>
-          <w:tcPr>
-            <w:tcW w:type="dxa" w:w="1531"/>
-          </w:tcPr>
-          <w:p>
-            <w:r>
-              <w:rPr>
-                <w:b/>
-                <w:i w:val="0"/>
-                <w:color w:val="16A34A"/>
-                <w:sz w:val="16"/>
-              </w:rPr>
-              <w:t>—</w:t>
-            </w:r>
-          </w:p>
-        </w:tc>
-        <w:tc>
-          <w:tcPr>
-            <w:tcW w:type="dxa" w:w="1191"/>
-          </w:tcPr>
-          <w:p>
-            <w:r>
-              <w:rPr>
-                <w:b w:val="0"/>
-                <w:i w:val="0"/>
-                <w:color w:val="64748B"/>
-                <w:sz w:val="16"/>
-              </w:rPr>
-              <w:t>GT-CQ</w:t>
-            </w:r>
-          </w:p>
-        </w:tc>
-        <w:tc>
-          <w:tcPr>
-            <w:tcW w:type="dxa" w:w="4706"/>
-          </w:tcPr>
-          <w:p>
-            <w:r>
-              <w:rPr>
-                <w:b w:val="0"/>
-                <w:i w:val="0"/>
-                <w:sz w:val="17"/>
-              </w:rPr>
-              <w:t>Attention ! La dépense du ménage de OUSMANE TOURE (6000 Fcfa) au cours de 12 derniers mois de Linge de maison et articles associés (serviettes de bain, drap, couverture, couvre-lit, oreillers, moustiquaire, nattes, tapis, rideaux, éventail, etc.</w:t>
-            </w:r>
-          </w:p>
-        </w:tc>
-      </w:tr>
-      <w:tr>
-        <w:tc>
-          <w:tcPr>
-            <w:tcW w:type="dxa" w:w="964"/>
-          </w:tcPr>
-          <w:p>
-            <w:r>
-              <w:rPr>
-                <w:b/>
-                <w:i w:val="0"/>
-                <w:color w:val="EA580C"/>
-                <w:sz w:val="16"/>
-              </w:rPr>
-              <w:t>Moyenne</w:t>
-            </w:r>
-          </w:p>
-        </w:tc>
-        <w:tc>
-          <w:tcPr>
-            <w:tcW w:type="dxa" w:w="1247"/>
-          </w:tcPr>
-          <w:p>
-            <w:r>
-              <w:rPr>
-                <w:b/>
-                <w:i w:val="0"/>
-                <w:sz w:val="16"/>
-              </w:rPr>
-              <w:t>S09</w:t>
-              <w:br/>
-            </w:r>
-            <w:r>
-              <w:rPr>
-                <w:b w:val="0"/>
-                <w:i w:val="0"/>
-                <w:color w:val="64748B"/>
-                <w:sz w:val="14"/>
-              </w:rPr>
-              <w:t>Dépenses non alimentaires</w:t>
-            </w:r>
-          </w:p>
-        </w:tc>
-        <w:tc>
-          <w:tcPr>
-            <w:tcW w:type="dxa" w:w="1531"/>
-          </w:tcPr>
-          <w:p>
-            <w:r>
-              <w:rPr>
-                <w:b/>
-                <w:i w:val="0"/>
-                <w:color w:val="16A34A"/>
-                <w:sz w:val="16"/>
-              </w:rPr>
-              <w:t>—</w:t>
-            </w:r>
-          </w:p>
-        </w:tc>
-        <w:tc>
-          <w:tcPr>
-            <w:tcW w:type="dxa" w:w="1191"/>
-          </w:tcPr>
-          <w:p>
-            <w:r>
-              <w:rPr>
-                <w:b w:val="0"/>
-                <w:i w:val="0"/>
-                <w:color w:val="64748B"/>
-                <w:sz w:val="16"/>
-              </w:rPr>
-              <w:t>GT-CQ</w:t>
-            </w:r>
-          </w:p>
-        </w:tc>
-        <w:tc>
-          <w:tcPr>
-            <w:tcW w:type="dxa" w:w="4706"/>
-          </w:tcPr>
-          <w:p>
-            <w:r>
-              <w:rPr>
-                <w:b w:val="0"/>
-                <w:i w:val="0"/>
-                <w:sz w:val="17"/>
-              </w:rPr>
-              <w:t>Attention ! La dépense du ménage de OUSMANE TOURE (7500 Fcfa) au cours de 12 derniers mois de Outillage de maison: outils de bricolage (marteau, tournevis, etc.); outil de jardinage (pelle, râteau, brouette, etc.); est relativement élevé.</w:t>
-            </w:r>
-          </w:p>
-        </w:tc>
-      </w:tr>
-      <w:tr>
-        <w:tc>
-          <w:tcPr>
-            <w:tcW w:type="dxa" w:w="964"/>
-          </w:tcPr>
-          <w:p>
-            <w:r>
-              <w:rPr>
-                <w:b/>
-                <w:i w:val="0"/>
-                <w:color w:val="EA580C"/>
-                <w:sz w:val="16"/>
-              </w:rPr>
-              <w:t>Moyenne</w:t>
-            </w:r>
-          </w:p>
-        </w:tc>
-        <w:tc>
-          <w:tcPr>
-            <w:tcW w:type="dxa" w:w="1247"/>
-          </w:tcPr>
-          <w:p>
-            <w:r>
-              <w:rPr>
-                <w:b/>
-                <w:i w:val="0"/>
-                <w:sz w:val="16"/>
-              </w:rPr>
-              <w:t>S10</w:t>
-              <w:br/>
-            </w:r>
-            <w:r>
-              <w:rPr>
-                <w:b w:val="0"/>
-                <w:i w:val="0"/>
-                <w:color w:val="64748B"/>
-                <w:sz w:val="14"/>
-              </w:rPr>
-              <w:t>Logement</w:t>
-            </w:r>
-          </w:p>
-        </w:tc>
-        <w:tc>
-          <w:tcPr>
-            <w:tcW w:type="dxa" w:w="1531"/>
-          </w:tcPr>
-          <w:p>
-            <w:r>
-              <w:rPr>
-                <w:b/>
-                <w:i w:val="0"/>
-                <w:color w:val="16A34A"/>
-                <w:sz w:val="16"/>
-              </w:rPr>
-              <w:t>s10q48, s10q49</w:t>
-            </w:r>
-          </w:p>
-        </w:tc>
-        <w:tc>
-          <w:tcPr>
-            <w:tcW w:type="dxa" w:w="1191"/>
-          </w:tcPr>
-          <w:p>
-            <w:r>
-              <w:rPr>
-                <w:b w:val="0"/>
-                <w:i w:val="0"/>
-                <w:color w:val="64748B"/>
-                <w:sz w:val="16"/>
-              </w:rPr>
-              <w:t>GT-CQ</w:t>
-            </w:r>
-          </w:p>
-        </w:tc>
-        <w:tc>
-          <w:tcPr>
-            <w:tcW w:type="dxa" w:w="4706"/>
-          </w:tcPr>
-          <w:p>
-            <w:r>
-              <w:rPr>
-                <w:b w:val="0"/>
-                <w:i w:val="0"/>
-                <w:sz w:val="17"/>
-              </w:rPr>
-              <w:t>L'entreprise transformation des arbres en planche dit avoir réçu une somme sur la vente de ces produits transformés (s10q48 est differnt de 0) mais n'a depensé aucune somme sur l'achat des matières premières (s10q49==0), prière de fournir de l'effort pour estimer le montant obtenu en achat de matières premières.</w:t>
-            </w:r>
-          </w:p>
-        </w:tc>
-      </w:tr>
-      <w:tr>
-        <w:tc>
-          <w:tcPr>
-            <w:tcW w:type="dxa" w:w="964"/>
-          </w:tcPr>
-          <w:p>
-            <w:r>
-              <w:rPr>
-                <w:b/>
-                <w:i w:val="0"/>
-                <w:color w:val="EA580C"/>
-                <w:sz w:val="16"/>
-              </w:rPr>
-              <w:t>Moyenne</w:t>
-            </w:r>
-          </w:p>
-        </w:tc>
-        <w:tc>
-          <w:tcPr>
-            <w:tcW w:type="dxa" w:w="1247"/>
-          </w:tcPr>
-          <w:p>
-            <w:r>
-              <w:rPr>
-                <w:b/>
-                <w:i w:val="0"/>
-                <w:sz w:val="16"/>
-              </w:rPr>
-              <w:t>S10</w:t>
-              <w:br/>
-            </w:r>
-            <w:r>
-              <w:rPr>
-                <w:b w:val="0"/>
-                <w:i w:val="0"/>
-                <w:color w:val="64748B"/>
-                <w:sz w:val="14"/>
-              </w:rPr>
-              <w:t>Logement</w:t>
-            </w:r>
-          </w:p>
-        </w:tc>
-        <w:tc>
-          <w:tcPr>
-            <w:tcW w:type="dxa" w:w="1531"/>
-          </w:tcPr>
-          <w:p>
-            <w:r>
-              <w:rPr>
-                <w:b/>
-                <w:i w:val="0"/>
-                <w:color w:val="16A34A"/>
-                <w:sz w:val="16"/>
-              </w:rPr>
-              <w:t>s01q23, s01q00b, s01q23_autre</w:t>
-            </w:r>
-          </w:p>
-        </w:tc>
-        <w:tc>
-          <w:tcPr>
-            <w:tcW w:type="dxa" w:w="1191"/>
-          </w:tcPr>
-          <w:p>
-            <w:r>
-              <w:rPr>
-                <w:b w:val="0"/>
-                <w:i w:val="0"/>
-                <w:color w:val="64748B"/>
-                <w:sz w:val="16"/>
-              </w:rPr>
-              <w:t>GT-CQ</w:t>
-            </w:r>
-          </w:p>
-        </w:tc>
-        <w:tc>
-          <w:tcPr>
-            <w:tcW w:type="dxa" w:w="4706"/>
-          </w:tcPr>
-          <w:p>
-            <w:r>
-              <w:rPr>
-                <w:b w:val="0"/>
-                <w:i w:val="0"/>
-                <w:sz w:val="17"/>
-              </w:rPr>
-              <w:t>type de local l'activité s'exerce transformation des arbres en planche est dans la foret et semble exister dans les modalités, prière de prendre attache avec le QG pour plus d'explication afin de la classer bien.</w:t>
-            </w:r>
-          </w:p>
-        </w:tc>
-      </w:tr>
-      <w:tr>
-        <w:tc>
-          <w:tcPr>
-            <w:tcW w:type="dxa" w:w="964"/>
-          </w:tcPr>
-          <w:p>
-            <w:r>
-              <w:rPr>
-                <w:b/>
-                <w:i w:val="0"/>
-                <w:color w:val="EA580C"/>
-                <w:sz w:val="16"/>
-              </w:rPr>
-              <w:t>Moyenne</w:t>
-            </w:r>
-          </w:p>
-        </w:tc>
-        <w:tc>
-          <w:tcPr>
-            <w:tcW w:type="dxa" w:w="1247"/>
-          </w:tcPr>
-          <w:p>
-            <w:r>
-              <w:rPr>
-                <w:b/>
-                <w:i w:val="0"/>
-                <w:sz w:val="16"/>
-              </w:rPr>
-              <w:t>S11</w:t>
-              <w:br/>
-            </w:r>
-            <w:r>
-              <w:rPr>
-                <w:b w:val="0"/>
-                <w:i w:val="0"/>
-                <w:color w:val="64748B"/>
-                <w:sz w:val="14"/>
-              </w:rPr>
-              <w:t>Logement / cadre de vie</w:t>
-            </w:r>
-          </w:p>
-        </w:tc>
-        <w:tc>
-          <w:tcPr>
-            <w:tcW w:type="dxa" w:w="1531"/>
-          </w:tcPr>
-          <w:p>
-            <w:r>
-              <w:rPr>
-                <w:b/>
-                <w:i w:val="0"/>
-                <w:color w:val="16A34A"/>
-                <w:sz w:val="16"/>
-              </w:rPr>
-              <w:t>s01q23, s01q00b, s01q23_autre</w:t>
-            </w:r>
-          </w:p>
-        </w:tc>
-        <w:tc>
-          <w:tcPr>
-            <w:tcW w:type="dxa" w:w="1191"/>
-          </w:tcPr>
-          <w:p>
-            <w:r>
-              <w:rPr>
-                <w:b w:val="0"/>
-                <w:i w:val="0"/>
-                <w:color w:val="64748B"/>
-                <w:sz w:val="16"/>
-              </w:rPr>
-              <w:t>GT-CQ</w:t>
-            </w:r>
-          </w:p>
-        </w:tc>
-        <w:tc>
-          <w:tcPr>
-            <w:tcW w:type="dxa" w:w="4706"/>
-          </w:tcPr>
-          <w:p>
-            <w:r>
-              <w:rPr>
-                <w:b w:val="0"/>
-                <w:i w:val="0"/>
-                <w:sz w:val="17"/>
-              </w:rPr>
               <w:t>La personne non-membre du ménage qui figure sur le titre de propriété est c'est le chef de menage qui paye le loyer et semble exister dans les modalités, prière de prendre attache avec le QG pour plus d'explication afin de la classer bien.</w:t>
-            </w:r>
-          </w:p>
-        </w:tc>
-      </w:tr>
-      <w:tr>
-        <w:tc>
-          <w:tcPr>
-            <w:tcW w:type="dxa" w:w="964"/>
-          </w:tcPr>
-          <w:p>
-            <w:r>
-              <w:rPr>
-                <w:b/>
-                <w:i w:val="0"/>
-                <w:color w:val="EA580C"/>
-                <w:sz w:val="16"/>
-              </w:rPr>
-              <w:t>Moyenne</w:t>
-            </w:r>
-          </w:p>
-        </w:tc>
-        <w:tc>
-          <w:tcPr>
-            <w:tcW w:type="dxa" w:w="1247"/>
-          </w:tcPr>
-          <w:p>
-            <w:r>
-              <w:rPr>
-                <w:b/>
-                <w:i w:val="0"/>
-                <w:sz w:val="16"/>
-              </w:rPr>
-              <w:t>S13</w:t>
-              <w:br/>
-            </w:r>
-            <w:r>
-              <w:rPr>
-                <w:b w:val="0"/>
-                <w:i w:val="0"/>
-                <w:color w:val="64748B"/>
-                <w:sz w:val="14"/>
-              </w:rPr>
-              <w:t>Transferts</w:t>
-            </w:r>
-          </w:p>
-        </w:tc>
-        <w:tc>
-          <w:tcPr>
-            <w:tcW w:type="dxa" w:w="1531"/>
-          </w:tcPr>
-          <w:p>
-            <w:r>
-              <w:rPr>
-                <w:b/>
-                <w:i w:val="0"/>
-                <w:color w:val="16A34A"/>
-                <w:sz w:val="16"/>
-              </w:rPr>
-              <w:t>s00q07a, s00q08, s00q10, s00q13_0, s00q15_0, s00q17_0, s00q23a, s00q23b</w:t>
-            </w:r>
-          </w:p>
-        </w:tc>
-        <w:tc>
-          <w:tcPr>
-            <w:tcW w:type="dxa" w:w="1191"/>
-          </w:tcPr>
-          <w:p>
-            <w:r>
-              <w:rPr>
-                <w:b w:val="0"/>
-                <w:i w:val="0"/>
-                <w:color w:val="64748B"/>
-                <w:sz w:val="16"/>
-              </w:rPr>
-              <w:t>GT-CQ</w:t>
-            </w:r>
-          </w:p>
-        </w:tc>
-        <w:tc>
-          <w:tcPr>
-            <w:tcW w:type="dxa" w:w="4706"/>
-          </w:tcPr>
-          <w:p>
-            <w:r>
-              <w:rPr>
-                <w:b w:val="0"/>
-                <w:i w:val="0"/>
-                <w:sz w:val="17"/>
-              </w:rPr>
-              <w:t>L'enquêteur prière de fournir d'effort pour avoir le niveau d'étude et l'âge de celui qui a béneficié de l'argent dans la section 13b (Transfert emis).</w:t>
             </w:r>
           </w:p>
         </w:tc>
